--- a/Cotiviti_Report_Aryan_Maheshwari.docx
+++ b/Cotiviti_Report_Aryan_Maheshwari.docx
@@ -1,53 +1,121 @@
 
 <file path=word/document.xml><?xml version="1.0" encoding="utf-8"?>
-<w:document xmlns:wpc="http://schemas.microsoft.com/office/word/2010/wordprocessingCanvas" xmlns:mc="http://schemas.openxmlformats.org/markup-compatibility/2006" xmlns:o="urn:schemas-microsoft-com:office:office" xmlns:r="http://schemas.openxmlformats.org/officeDocument/2006/relationships" xmlns:m="http://schemas.openxmlformats.org/officeDocument/2006/math" xmlns:v="urn:schemas-microsoft-com:vml" xmlns:wp14="http://schemas.microsoft.com/office/word/2010/wordprocessingDrawing" xmlns:wp="http://schemas.openxmlformats.org/drawingml/2006/wordprocessingDrawing" xmlns:w10="urn:schemas-microsoft-com:office:word" xmlns:w="http://schemas.openxmlformats.org/wordprocessingml/2006/main" xmlns:w14="http://schemas.microsoft.com/office/word/2010/wordml" xmlns:w15="http://schemas.microsoft.com/office/word/2012/wordml" xmlns:wpg="http://schemas.microsoft.com/office/word/2010/wordprocessingGroup" xmlns:wpi="http://schemas.microsoft.com/office/word/2010/wordprocessingInk" xmlns:wne="http://schemas.microsoft.com/office/word/2006/wordml" xmlns:wps="http://schemas.microsoft.com/office/word/2010/wordprocessingShape" xmlns:cx="http://schemas.microsoft.com/office/drawing/2014/chartex" xmlns:cx1="http://schemas.microsoft.com/office/drawing/2015/9/8/chartex" xmlns:cx2="http://schemas.microsoft.com/office/drawing/2015/10/21/chartex" xmlns:cx3="http://schemas.microsoft.com/office/drawing/2016/5/9/chartex" xmlns:cx4="http://schemas.microsoft.com/office/drawing/2016/5/10/chartex" xmlns:cx5="http://schemas.microsoft.com/office/drawing/2016/5/11/chartex" xmlns:cx6="http://schemas.microsoft.com/office/drawing/2016/5/12/chartex" xmlns:cx7="http://schemas.microsoft.com/office/drawing/2016/5/13/chartex" xmlns:cx8="http://schemas.microsoft.com/office/drawing/2016/5/14/chartex" xmlns:aink="http://schemas.microsoft.com/office/drawing/2016/ink" xmlns:am3d="http://schemas.microsoft.com/office/drawing/2017/model3d" xmlns:w16cex="http://schemas.microsoft.com/office/word/2018/wordml/cex" xmlns:w16cid="http://schemas.microsoft.com/office/word/2016/wordml/cid" xmlns:w16="http://schemas.microsoft.com/office/word/2018/wordml" xmlns:w16sdtdh="http://schemas.microsoft.com/office/word/2020/wordml/sdtdatahash" xmlns:w16se="http://schemas.microsoft.com/office/word/2015/wordml/symex" mc:Ignorable="w14 w15 wp14">
+<w:document xmlns:wpc="http://schemas.microsoft.com/office/word/2010/wordprocessingCanvas" xmlns:cx="http://schemas.microsoft.com/office/drawing/2014/chartex" xmlns:cx1="http://schemas.microsoft.com/office/drawing/2015/9/8/chartex" xmlns:cx2="http://schemas.microsoft.com/office/drawing/2015/10/21/chartex" xmlns:cx3="http://schemas.microsoft.com/office/drawing/2016/5/9/chartex" xmlns:cx4="http://schemas.microsoft.com/office/drawing/2016/5/10/chartex" xmlns:cx5="http://schemas.microsoft.com/office/drawing/2016/5/11/chartex" xmlns:cx6="http://schemas.microsoft.com/office/drawing/2016/5/12/chartex" xmlns:cx7="http://schemas.microsoft.com/office/drawing/2016/5/13/chartex" xmlns:cx8="http://schemas.microsoft.com/office/drawing/2016/5/14/chartex" xmlns:mc="http://schemas.openxmlformats.org/markup-compatibility/2006" xmlns:m="http://schemas.openxmlformats.org/officeDocument/2006/math" xmlns:aink="http://schemas.microsoft.com/office/drawing/2016/ink" xmlns:am3d="http://schemas.microsoft.com/office/drawing/2017/model3d" xmlns:oel="http://schemas.microsoft.com/office/2019/extlst" xmlns:r="http://schemas.openxmlformats.org/officeDocument/2006/relationships" xmlns:wp14="http://schemas.microsoft.com/office/word/2010/wordprocessingDrawing" xmlns:wp="http://schemas.openxmlformats.org/drawingml/2006/wordprocessingDrawing" xmlns:wpg="http://schemas.microsoft.com/office/word/2010/wordprocessingGroup" xmlns:wpi="http://schemas.microsoft.com/office/word/2010/wordprocessingInk" xmlns:wps="http://schemas.microsoft.com/office/word/2010/wordprocessingShape" xmlns:o="urn:schemas-microsoft-com:office:office" xmlns:v="urn:schemas-microsoft-com:vml" xmlns:w10="urn:schemas-microsoft-com:office:word" xmlns:w="http://schemas.openxmlformats.org/wordprocessingml/2006/main" xmlns:w14="http://schemas.microsoft.com/office/word/2010/wordml" xmlns:w15="http://schemas.microsoft.com/office/word/2012/wordml" xmlns:w16cex="http://schemas.microsoft.com/office/word/2018/wordml/cex" xmlns:w16cid="http://schemas.microsoft.com/office/word/2016/wordml/cid" xmlns:w16="http://schemas.microsoft.com/office/word/2018/wordml" xmlns:w16sdtdh="http://schemas.microsoft.com/office/word/2020/wordml/sdtdatahash" xmlns:w16sdtfl="http://schemas.microsoft.com/office/word/2024/wordml/sdtformatlock" xmlns:w16se="http://schemas.microsoft.com/office/word/2015/wordml/symex" xmlns:w16du="http://schemas.microsoft.com/office/word/2023/wordml/word16du" xmlns:wne="http://schemas.microsoft.com/office/word/2006/wordml" mc:Ignorable="w14 w15 w16se w16cid w16 w16cex w16sdtdh w16sdtfl w16du wp14">
   <w:body>
     <w:p>
       <w:pPr>
         <w:pStyle w:val="Title"/>
-      </w:pPr>
-      <w:r>
-        <w:t xml:space="preserve">Agentic Generative AI for Clinical Decision Making in Payment Integrity</w:t>
+        <w:rPr>
+          <w:rFonts w:ascii="Times New Roman" w:hAnsi="Times New Roman" w:cs="Times New Roman"/>
+        </w:rPr>
+      </w:pPr>
+      <w:r>
+        <w:rPr>
+          <w:rFonts w:ascii="Times New Roman" w:hAnsi="Times New Roman" w:cs="Times New Roman"/>
+        </w:rPr>
+        <w:t>Agentic Generative AI for Clinical Decision Making in Payment Integrity</w:t>
       </w:r>
     </w:p>
     <w:p>
       <w:pPr>
         <w:pStyle w:val="Subtitle"/>
-      </w:pPr>
-      <w:r>
-        <w:t xml:space="preserve">Cotiviti Intern Assessment — Option 2 Report  |  Aryan Maheshwari</w:t>
+        <w:rPr>
+          <w:rFonts w:ascii="Times New Roman" w:hAnsi="Times New Roman" w:cs="Times New Roman"/>
+        </w:rPr>
+      </w:pPr>
+      <w:r>
+        <w:rPr>
+          <w:rFonts w:ascii="Times New Roman" w:hAnsi="Times New Roman" w:cs="Times New Roman"/>
+        </w:rPr>
+        <w:t xml:space="preserve">Cotiviti Intern Assessment — Option 2 </w:t>
+      </w:r>
+      <w:proofErr w:type="gramStart"/>
+      <w:r>
+        <w:rPr>
+          <w:rFonts w:ascii="Times New Roman" w:hAnsi="Times New Roman" w:cs="Times New Roman"/>
+        </w:rPr>
+        <w:t>Report  |</w:t>
+      </w:r>
+      <w:proofErr w:type="gramEnd"/>
+      <w:r>
+        <w:rPr>
+          <w:rFonts w:ascii="Times New Roman" w:hAnsi="Times New Roman" w:cs="Times New Roman"/>
+        </w:rPr>
+        <w:t xml:space="preserve">  Aryan Maheshwari</w:t>
       </w:r>
     </w:p>
     <w:p>
       <w:pPr>
         <w:pStyle w:val="Heading1"/>
-      </w:pPr>
-      <w:r>
-        <w:t xml:space="preserve">Defining the Topic</w:t>
+        <w:jc w:val="both"/>
+        <w:rPr>
+          <w:rFonts w:ascii="Times New Roman" w:hAnsi="Times New Roman" w:cs="Times New Roman"/>
+        </w:rPr>
+      </w:pPr>
+      <w:r>
+        <w:rPr>
+          <w:rFonts w:ascii="Times New Roman" w:hAnsi="Times New Roman" w:cs="Times New Roman"/>
+        </w:rPr>
+        <w:t>Defining the Topic</w:t>
       </w:r>
     </w:p>
     <w:p>
       <w:pPr>
         <w:spacing w:after="160"/>
-      </w:pPr>
-      <w:r>
-        <w:t xml:space="preserve">Agentic generative AI refers to systems composed of multiple coordinated AI components, each handling a discrete subtask, that plan, reason, and act with limited human intervention rather than responding to single prompts (MobiHealthNews, 2026). In the Treatment, Payment, and Operations (TPO) context of healthcare payer organizations, this looks like agents that classify claims, detect anomalous billing patterns over time, and chain that evidence into a reasoned recommendation — escalate, hold, or route to a human reviewer. This pattern recognition layer sits squarely within payment integrity: the function responsible for catching fraud, waste, and abuse (FWA) before improper payments go out the door.</w:t>
+        <w:jc w:val="both"/>
+        <w:rPr>
+          <w:rFonts w:ascii="Times New Roman" w:hAnsi="Times New Roman" w:cs="Times New Roman"/>
+        </w:rPr>
+      </w:pPr>
+      <w:r>
+        <w:rPr>
+          <w:rFonts w:ascii="Times New Roman" w:hAnsi="Times New Roman" w:cs="Times New Roman"/>
+        </w:rPr>
+        <w:t>Agentic generative AI refers to systems composed of multiple coordinated AI components, each handling a discrete subtask, that plan, reason, and act with limited human intervention rather than responding to single prompts (</w:t>
+      </w:r>
+      <w:proofErr w:type="spellStart"/>
+      <w:r>
+        <w:rPr>
+          <w:rFonts w:ascii="Times New Roman" w:hAnsi="Times New Roman" w:cs="Times New Roman"/>
+        </w:rPr>
+        <w:t>MobiHealthNews</w:t>
+      </w:r>
+      <w:proofErr w:type="spellEnd"/>
+      <w:r>
+        <w:rPr>
+          <w:rFonts w:ascii="Times New Roman" w:hAnsi="Times New Roman" w:cs="Times New Roman"/>
+        </w:rPr>
+        <w:t>, 2026). In the Treatment, Payment, and Operations (TPO) context of healthcare payer organizations, this looks like agents that classify claims, detect anomalous billing patterns over time, and chain that evidence into a reasoned recommendation — escalate, hold, or route to a human reviewer. This pattern recognition layer sits squarely within payment integrity: the function responsible for catching fraud, waste, and abuse (FWA) before improper payments go out the door.</w:t>
       </w:r>
     </w:p>
     <w:p>
       <w:pPr>
         <w:pStyle w:val="Heading1"/>
-      </w:pPr>
-      <w:r>
-        <w:t xml:space="preserve">Relevant Trends</w:t>
+        <w:jc w:val="both"/>
+        <w:rPr>
+          <w:rFonts w:ascii="Times New Roman" w:hAnsi="Times New Roman" w:cs="Times New Roman"/>
+        </w:rPr>
+      </w:pPr>
+      <w:r>
+        <w:rPr>
+          <w:rFonts w:ascii="Times New Roman" w:hAnsi="Times New Roman" w:cs="Times New Roman"/>
+        </w:rPr>
+        <w:t>Relevant Trends</w:t>
       </w:r>
     </w:p>
     <w:p>
       <w:pPr>
         <w:spacing w:after="100"/>
-      </w:pPr>
-      <w:r>
-        <w:t xml:space="preserve">Three trends define this space heading into 2026:</w:t>
+        <w:jc w:val="both"/>
+        <w:rPr>
+          <w:rFonts w:ascii="Times New Roman" w:hAnsi="Times New Roman" w:cs="Times New Roman"/>
+        </w:rPr>
+      </w:pPr>
+      <w:r>
+        <w:rPr>
+          <w:rFonts w:ascii="Times New Roman" w:hAnsi="Times New Roman" w:cs="Times New Roman"/>
+        </w:rPr>
+        <w:t>Three trends define this space heading into 2026:</w:t>
       </w:r>
     </w:p>
     <w:p>
@@ -58,9 +126,16 @@
           <w:numId w:val="2"/>
         </w:numPr>
         <w:spacing w:after="80"/>
-      </w:pPr>
-      <w:r>
-        <w:t xml:space="preserve">Shift from “pay-and-chase” to pre-payment prevention. AI-enabled pre-payment detection can outperform legacy rules-based claims editing by a wide margin (Launch Consulting, n.d.), and federal regulators are pushing the same shift — HHS and CMS issued a Request for Information in early 2026 on AI methodologies for detecting fraud before claims are paid (HIPAA Journal, 2026).</w:t>
+        <w:jc w:val="both"/>
+        <w:rPr>
+          <w:rFonts w:ascii="Times New Roman" w:hAnsi="Times New Roman" w:cs="Times New Roman"/>
+        </w:rPr>
+      </w:pPr>
+      <w:r>
+        <w:rPr>
+          <w:rFonts w:ascii="Times New Roman" w:hAnsi="Times New Roman" w:cs="Times New Roman"/>
+        </w:rPr>
+        <w:t>Shift from “pay-and-chase” to pre-payment prevention. AI-enabled pre-payment detection can outperform legacy rules-based claims editing by a wide margin (Launch Consulting, n.d.), and federal regulators are pushing the same shift — HHS and CMS issued a Request for Information in early 2026 on AI methodologies for detecting fraud before claims are paid (HIPAA Journal, 2026).</w:t>
       </w:r>
     </w:p>
     <w:p>
@@ -71,9 +146,30 @@
           <w:numId w:val="2"/>
         </w:numPr>
         <w:spacing w:after="80"/>
-      </w:pPr>
-      <w:r>
-        <w:t xml:space="preserve">Maturing multi-agent claims architectures. Payers and vendors are moving past single-model fraud scoring toward orchestrated agent pipelines that handle intake, validation, FWA signal detection, and adjudication as a connected journey, escalating only ambiguous cases to humans (MobiHealthNews, 2026; Accenture Insurance Blog, 2026).</w:t>
+        <w:jc w:val="both"/>
+        <w:rPr>
+          <w:rFonts w:ascii="Times New Roman" w:hAnsi="Times New Roman" w:cs="Times New Roman"/>
+        </w:rPr>
+      </w:pPr>
+      <w:r>
+        <w:rPr>
+          <w:rFonts w:ascii="Times New Roman" w:hAnsi="Times New Roman" w:cs="Times New Roman"/>
+        </w:rPr>
+        <w:t>Maturing multi-agent claims architectures. Payers and vendors are moving past single-model fraud scoring toward orchestrated agent pipelines that handle intake, validation, FWA signal detection, and adjudication as a connected journey, escalating only ambiguous cases to humans (</w:t>
+      </w:r>
+      <w:proofErr w:type="spellStart"/>
+      <w:r>
+        <w:rPr>
+          <w:rFonts w:ascii="Times New Roman" w:hAnsi="Times New Roman" w:cs="Times New Roman"/>
+        </w:rPr>
+        <w:t>MobiHealthNews</w:t>
+      </w:r>
+      <w:proofErr w:type="spellEnd"/>
+      <w:r>
+        <w:rPr>
+          <w:rFonts w:ascii="Times New Roman" w:hAnsi="Times New Roman" w:cs="Times New Roman"/>
+        </w:rPr>
+        <w:t>, 2026; Accenture Insurance Blog, 2026).</w:t>
       </w:r>
     </w:p>
     <w:p>
@@ -84,49 +180,91 @@
           <w:numId w:val="2"/>
         </w:numPr>
         <w:spacing w:after="80"/>
-      </w:pPr>
-      <w:r>
-        <w:t xml:space="preserve">Tightening explainability and disclosure requirements. State and federal rules effective in 2026, including Texas’s TRAIGA, now require disclosure when AI informs a clinical or payment decision, and the broader ethics literature treats explainability as a precondition for trustworthy deployment of AI decision-support in healthcare (Akerman LLP, 2026; Freyer et al., 2024).</w:t>
+        <w:jc w:val="both"/>
+        <w:rPr>
+          <w:rFonts w:ascii="Times New Roman" w:hAnsi="Times New Roman" w:cs="Times New Roman"/>
+        </w:rPr>
+      </w:pPr>
+      <w:r>
+        <w:rPr>
+          <w:rFonts w:ascii="Times New Roman" w:hAnsi="Times New Roman" w:cs="Times New Roman"/>
+        </w:rPr>
+        <w:t>Tightening explainability and disclosure requirements. State and federal rules effective in 2026, including Texas’s TRAIGA, now require disclosure when AI informs a clinical or payment decision, and the broader ethics literature treats explainability as a precondition for trustworthy deployment of AI decision-support in healthcare (Akerman LLP, 2026; Freyer et al., 2024).</w:t>
       </w:r>
     </w:p>
     <w:p>
       <w:pPr>
         <w:pStyle w:val="Heading1"/>
-      </w:pPr>
-      <w:r>
-        <w:t xml:space="preserve">Opportunities and Threats</w:t>
+        <w:jc w:val="both"/>
+        <w:rPr>
+          <w:rFonts w:ascii="Times New Roman" w:hAnsi="Times New Roman" w:cs="Times New Roman"/>
+        </w:rPr>
+      </w:pPr>
+      <w:r>
+        <w:rPr>
+          <w:rFonts w:ascii="Times New Roman" w:hAnsi="Times New Roman" w:cs="Times New Roman"/>
+        </w:rPr>
+        <w:t>Opportunities and Threats</w:t>
       </w:r>
     </w:p>
     <w:p>
       <w:pPr>
         <w:spacing w:after="100"/>
-      </w:pPr>
-      <w:r>
-        <w:t xml:space="preserve">Opportunities: agentic pipelines can absorb the high-volume, rules-governed work of claims triage, freeing investigators to focus on complex or high-dollar cases; vendors report adoption is accelerating, with most U.S. healthcare leaders expecting double-digit cost savings from agentic AI within a few years (WWT, 2026; Deloitte, 2026). Relational fraud schemes — coordinated provider networks that simple rules miss — are increasingly addressable with graph-based and agentic approaches that model claims as interconnected entities rather than independent records (Gupta, 2026).</w:t>
+        <w:jc w:val="both"/>
+        <w:rPr>
+          <w:rFonts w:ascii="Times New Roman" w:hAnsi="Times New Roman" w:cs="Times New Roman"/>
+        </w:rPr>
+      </w:pPr>
+      <w:r>
+        <w:rPr>
+          <w:rFonts w:ascii="Times New Roman" w:hAnsi="Times New Roman" w:cs="Times New Roman"/>
+        </w:rPr>
+        <w:t>Opportunities: agentic pipelines can absorb the high-volume, rules-governed work of claims triage, freeing investigators to focus on complex or high-dollar cases; vendors report adoption is accelerating, with most U.S. healthcare leaders expecting double-digit cost savings from agentic AI within a few years (WWT, 2026; Deloitte, 2026). Relational fraud schemes — coordinated provider networks that simple rules miss — are increasingly addressable with graph-based and agentic approaches that model claims as interconnected entities rather than independent records (Gupta, 2026).</w:t>
       </w:r>
     </w:p>
     <w:p>
       <w:pPr>
         <w:spacing w:after="160"/>
-      </w:pPr>
-      <w:r>
-        <w:t xml:space="preserve">Threats: opacity is the central risk. Deep learning-based flags are hard for investigators or providers to interrogate, and regulators are responding with disclosure and auditability mandates rather than waiting for the technology to self-correct (Akerman LLP, 2026). A second threat is uneven compliance capacity — the burden of monitoring and validating these systems tends to fall on individual organizations, which can widen gaps between well-resourced and under-resourced payers (Mazariego, 2026). Hallucination risk in any generative reasoning layer also means an agent's written rationale must be treated as a recommendation for a human, never as the basis for an autonomous denial.</w:t>
+        <w:jc w:val="both"/>
+        <w:rPr>
+          <w:rFonts w:ascii="Times New Roman" w:hAnsi="Times New Roman" w:cs="Times New Roman"/>
+        </w:rPr>
+      </w:pPr>
+      <w:r>
+        <w:rPr>
+          <w:rFonts w:ascii="Times New Roman" w:hAnsi="Times New Roman" w:cs="Times New Roman"/>
+        </w:rPr>
+        <w:t>Threats: opacity is the central risk. Deep learning-based flags are hard for investigators or providers to interrogate, and regulators are responding with disclosure and auditability mandates rather than waiting for the technology to self-correct (Akerman LLP, 2026). A second threat is uneven compliance capacity — the burden of monitoring and validating these systems tends to fall on individual organizations, which can widen gaps between well-resourced and under-resourced payers (Mazariego, 2026). Hallucination risk in any generative reasoning layer also means an agent's written rationale must be treated as a recommendation for a human, never as the basis for an autonomous denial.</w:t>
       </w:r>
     </w:p>
     <w:p>
       <w:pPr>
         <w:pStyle w:val="Heading1"/>
-      </w:pPr>
-      <w:r>
-        <w:t xml:space="preserve">Recommendations for Cotiviti</w:t>
+        <w:jc w:val="both"/>
+        <w:rPr>
+          <w:rFonts w:ascii="Times New Roman" w:hAnsi="Times New Roman" w:cs="Times New Roman"/>
+        </w:rPr>
+      </w:pPr>
+      <w:r>
+        <w:rPr>
+          <w:rFonts w:ascii="Times New Roman" w:hAnsi="Times New Roman" w:cs="Times New Roman"/>
+        </w:rPr>
+        <w:t>Recommendations for Cotiviti</w:t>
       </w:r>
     </w:p>
     <w:p>
       <w:pPr>
         <w:spacing w:after="100"/>
-      </w:pPr>
-      <w:r>
-        <w:t xml:space="preserve">Cotiviti is well positioned to extend its existing payment accuracy and quality measurement capabilities with an agentic layer rather than treating this as a greenfield investment. Two concrete next steps:</w:t>
+        <w:jc w:val="both"/>
+        <w:rPr>
+          <w:rFonts w:ascii="Times New Roman" w:hAnsi="Times New Roman" w:cs="Times New Roman"/>
+        </w:rPr>
+      </w:pPr>
+      <w:r>
+        <w:rPr>
+          <w:rFonts w:ascii="Times New Roman" w:hAnsi="Times New Roman" w:cs="Times New Roman"/>
+        </w:rPr>
+        <w:t>Cotiviti is well positioned to extend its existing payment accuracy and quality measurement capabilities with an agentic layer rather than treating this as a greenfield investment. Two concrete next steps:</w:t>
       </w:r>
     </w:p>
     <w:p>
@@ -137,9 +275,17 @@
           <w:numId w:val="2"/>
         </w:numPr>
         <w:spacing w:after="80"/>
-      </w:pPr>
-      <w:r>
-        <w:t xml:space="preserve">Pilot a narrow, auditable multi-agent claims investigation copilot — anomaly detection, classification, and a reasoning agent that drafts (but never finalizes) an investigation recommendation — on a single claim category before any broader rollout, with mandatory human sign-off on every flagged claim.</w:t>
+        <w:jc w:val="both"/>
+        <w:rPr>
+          <w:rFonts w:ascii="Times New Roman" w:hAnsi="Times New Roman" w:cs="Times New Roman"/>
+        </w:rPr>
+      </w:pPr>
+      <w:r>
+        <w:rPr>
+          <w:rFonts w:ascii="Times New Roman" w:hAnsi="Times New Roman" w:cs="Times New Roman"/>
+        </w:rPr>
+        <w:lastRenderedPageBreak/>
+        <w:t>Pilot a narrow, auditable multi-agent claims investigation copilot — anomaly detection, classification, and a reasoning agent that drafts (but never finalizes) an investigation recommendation — on a single claim category before any broader rollout, with mandatory human sign-off on every flagged claim.</w:t>
       </w:r>
     </w:p>
     <w:p>
@@ -150,223 +296,305 @@
           <w:numId w:val="2"/>
         </w:numPr>
         <w:spacing w:after="160"/>
-      </w:pPr>
-      <w:r>
-        <w:t xml:space="preserve">Stand up the AI governance practices this pilot will require regardless — decision logging, model versioning, and audit trails — ahead of the disclosure and certification requirements already taking effect across states in 2026. Building governance alongside the first pilot, rather than after, is materially cheaper than retrofitting it later.</w:t>
+        <w:jc w:val="both"/>
+        <w:rPr>
+          <w:rFonts w:ascii="Times New Roman" w:hAnsi="Times New Roman" w:cs="Times New Roman"/>
+        </w:rPr>
+      </w:pPr>
+      <w:r>
+        <w:rPr>
+          <w:rFonts w:ascii="Times New Roman" w:hAnsi="Times New Roman" w:cs="Times New Roman"/>
+        </w:rPr>
+        <w:t>Stand up the AI governance practices this pilot will require regardless — decision logging, model versioning, and audit trails — ahead of the disclosure and certification requirements already taking effect across states in 2026. Building governance alongside the first pilot, rather than after, is materially cheaper than retrofitting it later.</w:t>
       </w:r>
     </w:p>
     <w:p>
       <w:pPr>
         <w:pStyle w:val="Heading1"/>
-      </w:pPr>
-      <w:r>
-        <w:t xml:space="preserve">Proof-of-Concept Alignment</w:t>
+        <w:jc w:val="both"/>
+        <w:rPr>
+          <w:rFonts w:ascii="Times New Roman" w:hAnsi="Times New Roman" w:cs="Times New Roman"/>
+        </w:rPr>
+      </w:pPr>
+      <w:r>
+        <w:rPr>
+          <w:rFonts w:ascii="Times New Roman" w:hAnsi="Times New Roman" w:cs="Times New Roman"/>
+        </w:rPr>
+        <w:t>Proof-of-Concept Alignment</w:t>
       </w:r>
     </w:p>
     <w:p>
       <w:pPr>
         <w:spacing w:after="160"/>
-      </w:pPr>
-      <w:r>
-        <w:t xml:space="preserve">The accompanying proof-of-concept demonstrates this exact architecture: an anomaly-detection agent (Isolation Forest) flags claims priced well outside the peer norm for that procedure code or billed multiple times for the same patient on the same day; a classification agent labels the likely category of concern (e.g., duplicate billing, unbundling, upcoding); and a reasoning agent chains both outputs into a written investigation summary and recommendation. The POC intentionally uses synthetic claims data rather than real provider or patient records, which removes any PHI handling question from the demo while still exercising the full reasoning chain end to end. The dashboard also supports submitting a brand-new claim and watching all three agents score it live against the same fitted model, plus asking the reasoning agent free-form follow-up questions about any flagged claim. Critically, the reasoning agent's output is framed throughout as a recommendation for a human investigator, not an autonomous denial — directly reflecting the human-in-the-loop principle recommended above and increasingly required by state disclosure rules such as TRAIGA. The same three-agent pattern shown here could plausibly extend to higher-volume, higher-stakes payment integrity workflows once paired with the governance practices — audit trails, decision logging, and model versioning — described in the recommendations.</w:t>
-      </w:r>
-    </w:p>
-    <w:p>
-      <w:r>
+        <w:jc w:val="both"/>
+        <w:rPr>
+          <w:rFonts w:ascii="Times New Roman" w:hAnsi="Times New Roman" w:cs="Times New Roman"/>
+        </w:rPr>
+      </w:pPr>
+      <w:r>
+        <w:rPr>
+          <w:rFonts w:ascii="Times New Roman" w:hAnsi="Times New Roman" w:cs="Times New Roman"/>
+        </w:rPr>
+        <w:t>The accompanying proof-of-concept demonstrates this exact architecture: an anomaly-detection agent (Isolation Forest) flags claims priced well outside the peer norm for that procedure code or billed multiple times for the same patient on the same day; a classification agent labels the likely category of concern (e.g., duplicate billing, unbundling, upcoding); and a reasoning agent chains both outputs into a written investigation summary and recommendation. The POC intentionally uses synthetic claims data rather than real provider or patient records, which removes any PHI handling question from the demo while still exercising the full reasoning chain end to end. The dashboard also supports submitting a brand-new claim and watching all three agents score it live against the same fitted model, plus asking the reasoning agent free-form follow-up questions about any flagged claim. Critically, the reasoning agent's output is framed throughout as a recommendation for a human investigator, not an autonomous denial — directly reflecting the human-in-the-loop principle recommended above and increasingly required by state disclosure rules such as TRAIGA. The same three-agent pattern shown here could plausibly extend to higher-volume, higher-stakes payment integrity workflows once paired with the governance practices — audit trails, decision logging, and model versioning — described in the recommendations.</w:t>
+      </w:r>
+    </w:p>
+    <w:p>
+      <w:pPr>
+        <w:jc w:val="both"/>
+        <w:rPr>
+          <w:rFonts w:ascii="Times New Roman" w:hAnsi="Times New Roman" w:cs="Times New Roman"/>
+        </w:rPr>
+      </w:pPr>
+      <w:r>
+        <w:rPr>
+          <w:rFonts w:ascii="Times New Roman" w:hAnsi="Times New Roman" w:cs="Times New Roman"/>
+        </w:rPr>
         <w:br w:type="page"/>
       </w:r>
     </w:p>
     <w:p>
       <w:pPr>
         <w:pStyle w:val="Heading1"/>
-      </w:pPr>
-      <w:r>
-        <w:t xml:space="preserve">References</w:t>
+        <w:jc w:val="both"/>
+        <w:rPr>
+          <w:rFonts w:ascii="Times New Roman" w:hAnsi="Times New Roman" w:cs="Times New Roman"/>
+        </w:rPr>
+      </w:pPr>
+      <w:r>
+        <w:rPr>
+          <w:rFonts w:ascii="Times New Roman" w:hAnsi="Times New Roman" w:cs="Times New Roman"/>
+        </w:rPr>
+        <w:lastRenderedPageBreak/>
+        <w:t>References</w:t>
       </w:r>
     </w:p>
     <w:p>
       <w:pPr>
         <w:spacing w:after="140"/>
         <w:ind w:left="360" w:hanging="360"/>
-      </w:pPr>
-      <w:r>
-        <w:t xml:space="preserve">Accenture Insurance Blog. (2026, February 6). Agentic AI is transforming health insurance claims. https://insuranceblog.accenture.com/agentic-ai-transforming-claims-health-insurance</w:t>
+        <w:jc w:val="both"/>
+        <w:rPr>
+          <w:rFonts w:ascii="Times New Roman" w:hAnsi="Times New Roman" w:cs="Times New Roman"/>
+        </w:rPr>
+      </w:pPr>
+      <w:r>
+        <w:rPr>
+          <w:rFonts w:ascii="Times New Roman" w:hAnsi="Times New Roman" w:cs="Times New Roman"/>
+        </w:rPr>
+        <w:t>Accenture Insurance Blog. (2026, February 6). Agentic AI is transforming health insurance claims. https://insuranceblog.accenture.com/agentic-ai-transforming-claims-health-insurance</w:t>
       </w:r>
     </w:p>
     <w:p>
       <w:pPr>
         <w:spacing w:after="140"/>
         <w:ind w:left="360" w:hanging="360"/>
-      </w:pPr>
-      <w:r>
-        <w:t xml:space="preserve">Akerman LLP. (2026, January 5). HRx: New year, new AI rules — Healthcare AI laws now in effect. https://www.akerman.com/en/perspectives/hrx-new-year-new-ai-rules-healthcare-ai-laws-now-in-effect.html</w:t>
+        <w:jc w:val="both"/>
+        <w:rPr>
+          <w:rFonts w:ascii="Times New Roman" w:hAnsi="Times New Roman" w:cs="Times New Roman"/>
+        </w:rPr>
+      </w:pPr>
+      <w:r>
+        <w:rPr>
+          <w:rFonts w:ascii="Times New Roman" w:hAnsi="Times New Roman" w:cs="Times New Roman"/>
+        </w:rPr>
+        <w:t xml:space="preserve">Akerman LLP. (2026, January 5). </w:t>
+      </w:r>
+      <w:proofErr w:type="spellStart"/>
+      <w:r>
+        <w:rPr>
+          <w:rFonts w:ascii="Times New Roman" w:hAnsi="Times New Roman" w:cs="Times New Roman"/>
+        </w:rPr>
+        <w:t>HRx</w:t>
+      </w:r>
+      <w:proofErr w:type="spellEnd"/>
+      <w:r>
+        <w:rPr>
+          <w:rFonts w:ascii="Times New Roman" w:hAnsi="Times New Roman" w:cs="Times New Roman"/>
+        </w:rPr>
+        <w:t>: New year, new AI rules — Healthcare AI laws now in effect. https://www.akerman.com/en/perspectives/hrx-new-year-new-ai-rules-healthcare-ai-laws-now-in-effect.html</w:t>
       </w:r>
     </w:p>
     <w:p>
       <w:pPr>
         <w:spacing w:after="140"/>
         <w:ind w:left="360" w:hanging="360"/>
-      </w:pPr>
-      <w:r>
-        <w:t xml:space="preserve">Deloitte. (2026, April 16). Many health care leaders are leaning into agentic AI as adoption hurdles ease. https://www.deloitte.com/us/en/insights/industry/health-care/agentic-ai-health-care-operating-model-change.html</w:t>
+        <w:jc w:val="both"/>
+        <w:rPr>
+          <w:rFonts w:ascii="Times New Roman" w:hAnsi="Times New Roman" w:cs="Times New Roman"/>
+        </w:rPr>
+      </w:pPr>
+      <w:r>
+        <w:rPr>
+          <w:rFonts w:ascii="Times New Roman" w:hAnsi="Times New Roman" w:cs="Times New Roman"/>
+        </w:rPr>
+        <w:t>Deloitte. (2026, April 16). Many health care leaders are leaning into agentic AI as adoption hurdles ease. https://www.deloitte.com/us/en/insights/industry/health-care/agentic-ai-health-care-operating-model-change.html</w:t>
       </w:r>
     </w:p>
     <w:p>
       <w:pPr>
         <w:spacing w:after="140"/>
         <w:ind w:left="360" w:hanging="360"/>
-      </w:pPr>
-      <w:r>
-        <w:t xml:space="preserve">Freyer, N., Groß, D., &amp; Lipprandt, M. (2024). The ethical requirement of explainability for AI-DSS in healthcare: A systematic review of reasons. BMC Medical Ethics, 25, Article 104. https://doi.org/10.1186/s12910-024-01103-2</w:t>
+        <w:jc w:val="both"/>
+        <w:rPr>
+          <w:rFonts w:ascii="Times New Roman" w:hAnsi="Times New Roman" w:cs="Times New Roman"/>
+        </w:rPr>
+      </w:pPr>
+      <w:r>
+        <w:rPr>
+          <w:rFonts w:ascii="Times New Roman" w:hAnsi="Times New Roman" w:cs="Times New Roman"/>
+        </w:rPr>
+        <w:t xml:space="preserve">Freyer, N., </w:t>
+      </w:r>
+      <w:proofErr w:type="spellStart"/>
+      <w:r>
+        <w:rPr>
+          <w:rFonts w:ascii="Times New Roman" w:hAnsi="Times New Roman" w:cs="Times New Roman"/>
+        </w:rPr>
+        <w:t>Groß</w:t>
+      </w:r>
+      <w:proofErr w:type="spellEnd"/>
+      <w:r>
+        <w:rPr>
+          <w:rFonts w:ascii="Times New Roman" w:hAnsi="Times New Roman" w:cs="Times New Roman"/>
+        </w:rPr>
+        <w:t xml:space="preserve">, D., &amp; </w:t>
+      </w:r>
+      <w:proofErr w:type="spellStart"/>
+      <w:r>
+        <w:rPr>
+          <w:rFonts w:ascii="Times New Roman" w:hAnsi="Times New Roman" w:cs="Times New Roman"/>
+        </w:rPr>
+        <w:t>Lipprandt</w:t>
+      </w:r>
+      <w:proofErr w:type="spellEnd"/>
+      <w:r>
+        <w:rPr>
+          <w:rFonts w:ascii="Times New Roman" w:hAnsi="Times New Roman" w:cs="Times New Roman"/>
+        </w:rPr>
+        <w:t>, M. (2024). The ethical requirement of explainability for AI-DSS in healthcare: A systematic review of reasons. BMC Medical Ethics, 25, Article 104. https://doi.org/10.1186/s12910-024-01103-2</w:t>
       </w:r>
     </w:p>
     <w:p>
       <w:pPr>
         <w:spacing w:after="140"/>
         <w:ind w:left="360" w:hanging="360"/>
-      </w:pPr>
-      <w:r>
-        <w:t xml:space="preserve">Gupta, A. (2026). AI-driven fraud, waste, and abuse detection in Medicaid claims using graph neural networks. Journal of Advanced Scientific Research, 17(3), 8–21. https://doi.org/10.55218/JASR.2026170302</w:t>
+        <w:jc w:val="both"/>
+        <w:rPr>
+          <w:rFonts w:ascii="Times New Roman" w:hAnsi="Times New Roman" w:cs="Times New Roman"/>
+        </w:rPr>
+      </w:pPr>
+      <w:r>
+        <w:rPr>
+          <w:rFonts w:ascii="Times New Roman" w:hAnsi="Times New Roman" w:cs="Times New Roman"/>
+        </w:rPr>
+        <w:t>Gupta, A. (2026). AI-driven fraud, waste, and abuse detection in Medicaid claims using graph neural networks. Journal of Advanced Scientific Research, 17(3), 8–21. https://doi.org/10.55218/JASR.2026170302</w:t>
       </w:r>
     </w:p>
     <w:p>
       <w:pPr>
         <w:spacing w:after="140"/>
         <w:ind w:left="360" w:hanging="360"/>
-      </w:pPr>
-      <w:r>
-        <w:t xml:space="preserve">HIPAA Journal. (2026, February 27). HHS issues RFI seeking input on AI tools and methodologies for healthcare fraud prevention. https://www.hipaajournal.com/hhs-rfi-ai-methodologies-healthcare-fraud-prevention/</w:t>
+        <w:jc w:val="both"/>
+        <w:rPr>
+          <w:rFonts w:ascii="Times New Roman" w:hAnsi="Times New Roman" w:cs="Times New Roman"/>
+        </w:rPr>
+      </w:pPr>
+      <w:r>
+        <w:rPr>
+          <w:rFonts w:ascii="Times New Roman" w:hAnsi="Times New Roman" w:cs="Times New Roman"/>
+        </w:rPr>
+        <w:t>HIPAA Journal. (2026, February 27). HHS issues RFI seeking input on AI tools and methodologies for healthcare fraud prevention. https://www.hipaajournal.com/hhs-rfi-ai-methodologies-healthcare-fraud-prevention/</w:t>
       </w:r>
     </w:p>
     <w:p>
       <w:pPr>
         <w:spacing w:after="140"/>
         <w:ind w:left="360" w:hanging="360"/>
-      </w:pPr>
-      <w:r>
-        <w:t xml:space="preserve">Launch Consulting. (n.d.). How AI-enabled fraud, waste, and abuse detection can put an end to “pay and chase.” https://www.launchconsulting.com/posts/how-ai-enabled-fraud-waste-and-abuse-detection-can-put-an-end-to-pay-and-chase</w:t>
+        <w:jc w:val="both"/>
+        <w:rPr>
+          <w:rFonts w:ascii="Times New Roman" w:hAnsi="Times New Roman" w:cs="Times New Roman"/>
+        </w:rPr>
+      </w:pPr>
+      <w:r>
+        <w:rPr>
+          <w:rFonts w:ascii="Times New Roman" w:hAnsi="Times New Roman" w:cs="Times New Roman"/>
+        </w:rPr>
+        <w:t>Launch Consulting. (n.d.). How AI-enabled fraud, waste, and abuse detection can put an end to “pay and chase.” https://www.launchconsulting.com/posts/how-ai-enabled-fraud-waste-and-abuse-detection-can-put-an-end-to-pay-and-chase</w:t>
       </w:r>
     </w:p>
     <w:p>
       <w:pPr>
         <w:spacing w:after="140"/>
         <w:ind w:left="360" w:hanging="360"/>
-      </w:pPr>
-      <w:r>
-        <w:t xml:space="preserve">Mazariego, J. (2026, February 6). Healthcare AI regulation 2026: New compliance requirements every provider must know. Jimerson Birr. https://www.jimersonfirm.com/blog/2026/02/healthcare-ai-regulation-2025-new-compliance-requirements-every-provider-must-know/</w:t>
+        <w:jc w:val="both"/>
+        <w:rPr>
+          <w:rFonts w:ascii="Times New Roman" w:hAnsi="Times New Roman" w:cs="Times New Roman"/>
+        </w:rPr>
+      </w:pPr>
+      <w:r>
+        <w:rPr>
+          <w:rFonts w:ascii="Times New Roman" w:hAnsi="Times New Roman" w:cs="Times New Roman"/>
+        </w:rPr>
+        <w:t>Mazariego, J. (2026, February 6). Healthcare AI regulation 2026: New compliance requirements every provider must know. Jimerson Birr. https://www.jimersonfirm.com/blog/2026/02/healthcare-ai-regulation-2025-new-compliance-requirements-every-provider-must-know/</w:t>
       </w:r>
     </w:p>
     <w:p>
       <w:pPr>
         <w:spacing w:after="140"/>
         <w:ind w:left="360" w:hanging="360"/>
-      </w:pPr>
-      <w:r>
-        <w:t xml:space="preserve">MobiHealthNews. (2026, January 5). Creating a blueprint for agentic AI in claims and prior authorization. https://www.mobihealthnews.com/news/creating-blueprint-agentic-ai-claims-and-prior-authorization</w:t>
+        <w:jc w:val="both"/>
+        <w:rPr>
+          <w:rFonts w:ascii="Times New Roman" w:hAnsi="Times New Roman" w:cs="Times New Roman"/>
+        </w:rPr>
+      </w:pPr>
+      <w:proofErr w:type="spellStart"/>
+      <w:r>
+        <w:rPr>
+          <w:rFonts w:ascii="Times New Roman" w:hAnsi="Times New Roman" w:cs="Times New Roman"/>
+        </w:rPr>
+        <w:t>MobiHealthNews</w:t>
+      </w:r>
+      <w:proofErr w:type="spellEnd"/>
+      <w:r>
+        <w:rPr>
+          <w:rFonts w:ascii="Times New Roman" w:hAnsi="Times New Roman" w:cs="Times New Roman"/>
+        </w:rPr>
+        <w:t>. (2026, January 5). Creating a blueprint for agentic AI in claims and prior authorization. https://www.mobihealthnews.com/news/creating-blueprint-agentic-ai-claims-and-prior-authorization</w:t>
       </w:r>
     </w:p>
     <w:p>
       <w:pPr>
         <w:spacing w:after="140"/>
         <w:ind w:left="360" w:hanging="360"/>
-      </w:pPr>
-      <w:r>
-        <w:t xml:space="preserve">WWT. (2026, April 14). Top 20 agentic AI use cases for healthcare in 2026. https://www.wwt.com/blog/top-20-agentic-ai-use-cases-for-healthcare-in-2026</w:t>
+        <w:jc w:val="both"/>
+        <w:rPr>
+          <w:rFonts w:ascii="Times New Roman" w:hAnsi="Times New Roman" w:cs="Times New Roman"/>
+        </w:rPr>
+      </w:pPr>
+      <w:r>
+        <w:rPr>
+          <w:rFonts w:ascii="Times New Roman" w:hAnsi="Times New Roman" w:cs="Times New Roman"/>
+        </w:rPr>
+        <w:t>WWT. (2026, April 14). Top 20 agentic AI use cases for healthcare in 2026. https://www.wwt.com/blog/top-20-agentic-ai-use-cases-for-healthcare-in-2026</w:t>
       </w:r>
     </w:p>
     <w:sectPr>
-      <w:pgSz w:w="12240" w:h="15840" w:orient="portrait"/>
+      <w:pgSz w:w="12240" w:h="15840"/>
       <w:pgMar w:top="1080" w:right="1080" w:bottom="1080" w:left="1080" w:header="708" w:footer="708" w:gutter="0"/>
-      <w:pgNumType/>
+      <w:cols w:space="720"/>
       <w:docGrid w:linePitch="360"/>
     </w:sectPr>
   </w:body>
 </w:document>
 </file>
 
-<file path=word/comments.xml><?xml version="1.0" encoding="utf-8"?>
-<w:comments xmlns:cx="http://schemas.microsoft.com/office/drawing/2014/chartex" xmlns:cx1="http://schemas.microsoft.com/office/drawing/2015/9/8/chartex" xmlns:cx2="http://schemas.microsoft.com/office/drawing/2015/10/21/chartex" xmlns:cx3="http://schemas.microsoft.com/office/drawing/2016/5/9/chartex" xmlns:cx4="http://schemas.microsoft.com/office/drawing/2016/5/10/chartex" xmlns:cx5="http://schemas.microsoft.com/office/drawing/2016/5/11/chartex" xmlns:cx6="http://schemas.microsoft.com/office/drawing/2016/5/12/chartex" xmlns:cx7="http://schemas.microsoft.com/office/drawing/2016/5/13/chartex" xmlns:cx8="http://schemas.microsoft.com/office/drawing/2016/5/14/chartex" xmlns:mc="http://schemas.openxmlformats.org/markup-compatibility/2006" xmlns:aink="http://schemas.microsoft.com/office/drawing/2016/ink" xmlns:am3d="http://schemas.microsoft.com/office/drawing/2017/model3d" xmlns:o="urn:schemas-microsoft-com:office:office" xmlns:r="http://schemas.openxmlformats.org/officeDocument/2006/relationships" xmlns:m="http://schemas.openxmlformats.org/officeDocument/2006/math" xmlns:v="urn:schemas-microsoft-com:vml" xmlns:wp14="http://schemas.microsoft.com/office/word/2010/wordprocessingDrawing" xmlns:wp="http://schemas.openxmlformats.org/drawingml/2006/wordprocessingDrawing" xmlns:w10="urn:schemas-microsoft-com:office:word" xmlns:w="http://schemas.openxmlformats.org/wordprocessingml/2006/main" xmlns:w14="http://schemas.microsoft.com/office/word/2010/wordml" xmlns:w15="http://schemas.microsoft.com/office/word/2012/wordml" xmlns:w16cex="http://schemas.microsoft.com/office/word/2018/wordml/cex" xmlns:w16cid="http://schemas.microsoft.com/office/word/2016/wordml/cid" xmlns:w16="http://schemas.microsoft.com/office/word/2018/wordml" xmlns:w16sdtdh="http://schemas.microsoft.com/office/word/2020/wordml/sdtdatahash" xmlns:w16se="http://schemas.microsoft.com/office/word/2015/wordml/symex" xmlns:wpg="http://schemas.microsoft.com/office/word/2010/wordprocessingGroup" xmlns:wpi="http://schemas.microsoft.com/office/word/2010/wordprocessingInk" xmlns:wne="http://schemas.microsoft.com/office/word/2006/wordml" xmlns:wps="http://schemas.microsoft.com/office/word/2010/wordprocessingShape"/>
-</file>
-
-<file path=word/endnotes.xml><?xml version="1.0" encoding="utf-8"?>
-<w:endnotes xmlns:wpc="http://schemas.microsoft.com/office/word/2010/wordprocessingCanvas" xmlns:mc="http://schemas.openxmlformats.org/markup-compatibility/2006" xmlns:o="urn:schemas-microsoft-com:office:office" xmlns:r="http://schemas.openxmlformats.org/officeDocument/2006/relationships" xmlns:m="http://schemas.openxmlformats.org/officeDocument/2006/math" xmlns:v="urn:schemas-microsoft-com:vml" xmlns:wp14="http://schemas.microsoft.com/office/word/2010/wordprocessingDrawing" xmlns:wp="http://schemas.openxmlformats.org/drawingml/2006/wordprocessingDrawing" xmlns:w10="urn:schemas-microsoft-com:office:word" xmlns:w="http://schemas.openxmlformats.org/wordprocessingml/2006/main" xmlns:w14="http://schemas.microsoft.com/office/word/2010/wordml" xmlns:w15="http://schemas.microsoft.com/office/word/2012/wordml" xmlns:wpg="http://schemas.microsoft.com/office/word/2010/wordprocessingGroup" xmlns:wpi="http://schemas.microsoft.com/office/word/2010/wordprocessingInk" xmlns:wne="http://schemas.microsoft.com/office/word/2006/wordml" xmlns:wps="http://schemas.microsoft.com/office/word/2010/wordprocessingShape" mc:Ignorable="w14 w15 wp14">
-  <w:endnote w:type="separator" w:id="-1">
-    <w:p>
-      <w:pPr>
-        <w:spacing w:after="0" w:line="240" w:lineRule="auto"/>
-      </w:pPr>
-      <w:r>
-        <w:rPr>
-          <w:rStyle w:val="EndnoteReference"/>
-        </w:rPr>
-        <w:endnoteRef/>
-      </w:r>
-      <w:r>
-        <w:separator/>
-      </w:r>
-    </w:p>
-  </w:endnote>
-  <w:endnote w:type="continuationSeparator" w:id="0">
-    <w:p>
-      <w:pPr>
-        <w:spacing w:after="0" w:line="240" w:lineRule="auto"/>
-      </w:pPr>
-      <w:r>
-        <w:rPr>
-          <w:rStyle w:val="EndnoteReference"/>
-        </w:rPr>
-        <w:endnoteRef/>
-      </w:r>
-      <w:r>
-        <w:continuationSeparator/>
-      </w:r>
-    </w:p>
-  </w:endnote>
-</w:endnotes>
-</file>
-
-<file path=word/footnotes.xml><?xml version="1.0" encoding="utf-8"?>
-<w:footnotes xmlns:wpc="http://schemas.microsoft.com/office/word/2010/wordprocessingCanvas" xmlns:mc="http://schemas.openxmlformats.org/markup-compatibility/2006" xmlns:o="urn:schemas-microsoft-com:office:office" xmlns:r="http://schemas.openxmlformats.org/officeDocument/2006/relationships" xmlns:m="http://schemas.openxmlformats.org/officeDocument/2006/math" xmlns:v="urn:schemas-microsoft-com:vml" xmlns:wp14="http://schemas.microsoft.com/office/word/2010/wordprocessingDrawing" xmlns:wp="http://schemas.openxmlformats.org/drawingml/2006/wordprocessingDrawing" xmlns:w10="urn:schemas-microsoft-com:office:word" xmlns:w="http://schemas.openxmlformats.org/wordprocessingml/2006/main" xmlns:w14="http://schemas.microsoft.com/office/word/2010/wordml" xmlns:w15="http://schemas.microsoft.com/office/word/2012/wordml" xmlns:wpg="http://schemas.microsoft.com/office/word/2010/wordprocessingGroup" xmlns:wpi="http://schemas.microsoft.com/office/word/2010/wordprocessingInk" xmlns:wne="http://schemas.microsoft.com/office/word/2006/wordml" xmlns:wps="http://schemas.microsoft.com/office/word/2010/wordprocessingShape" mc:Ignorable="w14 w15 wp14">
-  <w:footnote w:type="separator" w:id="-1">
-    <w:p>
-      <w:pPr>
-        <w:spacing w:after="0" w:line="240" w:lineRule="auto"/>
-      </w:pPr>
-      <w:r>
-        <w:rPr>
-          <w:rStyle w:val="FootnoteReference"/>
-        </w:rPr>
-        <w:footnoteRef/>
-      </w:r>
-      <w:r>
-        <w:separator/>
-      </w:r>
-    </w:p>
-  </w:footnote>
-  <w:footnote w:type="continuationSeparator" w:id="0">
-    <w:p>
-      <w:pPr>
-        <w:spacing w:after="0" w:line="240" w:lineRule="auto"/>
-      </w:pPr>
-      <w:r>
-        <w:rPr>
-          <w:rStyle w:val="FootnoteReference"/>
-        </w:rPr>
-        <w:footnoteRef/>
-      </w:r>
-      <w:r>
-        <w:continuationSeparator/>
-      </w:r>
-    </w:p>
-  </w:footnote>
-</w:footnotes>
-</file>
-
 <file path=word/numbering.xml><?xml version="1.0" encoding="utf-8"?>
-<w:numbering xmlns:wpc="http://schemas.microsoft.com/office/word/2010/wordprocessingCanvas" xmlns:mc="http://schemas.openxmlformats.org/markup-compatibility/2006" xmlns:o="urn:schemas-microsoft-com:office:office" xmlns:r="http://schemas.openxmlformats.org/officeDocument/2006/relationships" xmlns:m="http://schemas.openxmlformats.org/officeDocument/2006/math" xmlns:v="urn:schemas-microsoft-com:vml" xmlns:wp14="http://schemas.microsoft.com/office/word/2010/wordprocessingDrawing" xmlns:wp="http://schemas.openxmlformats.org/drawingml/2006/wordprocessingDrawing" xmlns:w10="urn:schemas-microsoft-com:office:word" xmlns:w="http://schemas.openxmlformats.org/wordprocessingml/2006/main" xmlns:w14="http://schemas.microsoft.com/office/word/2010/wordml" xmlns:w15="http://schemas.microsoft.com/office/word/2012/wordml" xmlns:wpg="http://schemas.microsoft.com/office/word/2010/wordprocessingGroup" xmlns:wpi="http://schemas.microsoft.com/office/word/2010/wordprocessingInk" xmlns:wne="http://schemas.microsoft.com/office/word/2006/wordml" xmlns:wps="http://schemas.microsoft.com/office/word/2010/wordprocessingShape" mc:Ignorable="w14 w15 wp14">
-  <w:abstractNum w:abstractNumId="1" w15:restartNumberingAfterBreak="0">
+<w:numbering xmlns:wpc="http://schemas.microsoft.com/office/word/2010/wordprocessingCanvas" xmlns:cx="http://schemas.microsoft.com/office/drawing/2014/chartex" xmlns:cx1="http://schemas.microsoft.com/office/drawing/2015/9/8/chartex" xmlns:cx2="http://schemas.microsoft.com/office/drawing/2015/10/21/chartex" xmlns:cx3="http://schemas.microsoft.com/office/drawing/2016/5/9/chartex" xmlns:cx4="http://schemas.microsoft.com/office/drawing/2016/5/10/chartex" xmlns:cx5="http://schemas.microsoft.com/office/drawing/2016/5/11/chartex" xmlns:cx6="http://schemas.microsoft.com/office/drawing/2016/5/12/chartex" xmlns:cx7="http://schemas.microsoft.com/office/drawing/2016/5/13/chartex" xmlns:cx8="http://schemas.microsoft.com/office/drawing/2016/5/14/chartex" xmlns:mc="http://schemas.openxmlformats.org/markup-compatibility/2006" xmlns:m="http://schemas.openxmlformats.org/officeDocument/2006/math" xmlns:aink="http://schemas.microsoft.com/office/drawing/2016/ink" xmlns:am3d="http://schemas.microsoft.com/office/drawing/2017/model3d" xmlns:oel="http://schemas.microsoft.com/office/2019/extlst" xmlns:r="http://schemas.openxmlformats.org/officeDocument/2006/relationships" xmlns:wp14="http://schemas.microsoft.com/office/word/2010/wordprocessingDrawing" xmlns:wp="http://schemas.openxmlformats.org/drawingml/2006/wordprocessingDrawing" xmlns:wpg="http://schemas.microsoft.com/office/word/2010/wordprocessingGroup" xmlns:wpi="http://schemas.microsoft.com/office/word/2010/wordprocessingInk" xmlns:wps="http://schemas.microsoft.com/office/word/2010/wordprocessingShape" xmlns:o="urn:schemas-microsoft-com:office:office" xmlns:v="urn:schemas-microsoft-com:vml" xmlns:w10="urn:schemas-microsoft-com:office:word" xmlns:w="http://schemas.openxmlformats.org/wordprocessingml/2006/main" xmlns:w14="http://schemas.microsoft.com/office/word/2010/wordml" xmlns:w15="http://schemas.microsoft.com/office/word/2012/wordml" xmlns:w16cex="http://schemas.microsoft.com/office/word/2018/wordml/cex" xmlns:w16cid="http://schemas.microsoft.com/office/word/2016/wordml/cid" xmlns:w16="http://schemas.microsoft.com/office/word/2018/wordml" xmlns:w16sdtdh="http://schemas.microsoft.com/office/word/2020/wordml/sdtdatahash" xmlns:w16sdtfl="http://schemas.microsoft.com/office/word/2024/wordml/sdtformatlock" xmlns:w16se="http://schemas.microsoft.com/office/word/2015/wordml/symex" xmlns:w16du="http://schemas.microsoft.com/office/word/2023/wordml/word16du" xmlns:wne="http://schemas.microsoft.com/office/word/2006/wordml" mc:Ignorable="w14 w15 w16se w16cid w16 w16cex w16sdtdh w16sdtfl w16du wp14">
+  <w:abstractNum w:abstractNumId="0" w15:restartNumberingAfterBreak="0">
+    <w:nsid w:val="371C77EE"/>
     <w:multiLevelType w:val="hybridMultilevel"/>
-    <w:lvl w:ilvl="0" w15:tentative="1">
+    <w:tmpl w:val="505AE8F4"/>
+    <w:lvl w:ilvl="0" w:tplc="9E6E4794">
       <w:start w:val="1"/>
       <w:numFmt w:val="bullet"/>
       <w:lvlText w:val="●"/>
@@ -375,7 +603,7 @@
         <w:ind w:left="720" w:hanging="360"/>
       </w:pPr>
     </w:lvl>
-    <w:lvl w:ilvl="1" w15:tentative="1">
+    <w:lvl w:ilvl="1" w:tplc="61BCD63E">
       <w:start w:val="1"/>
       <w:numFmt w:val="bullet"/>
       <w:lvlText w:val="○"/>
@@ -384,7 +612,7 @@
         <w:ind w:left="1440" w:hanging="360"/>
       </w:pPr>
     </w:lvl>
-    <w:lvl w:ilvl="2" w15:tentative="1">
+    <w:lvl w:ilvl="2" w:tplc="C8981A14">
       <w:start w:val="1"/>
       <w:numFmt w:val="bullet"/>
       <w:lvlText w:val="■"/>
@@ -393,7 +621,7 @@
         <w:ind w:left="2160" w:hanging="360"/>
       </w:pPr>
     </w:lvl>
-    <w:lvl w:ilvl="3" w15:tentative="1">
+    <w:lvl w:ilvl="3" w:tplc="F6B046C6">
       <w:start w:val="1"/>
       <w:numFmt w:val="bullet"/>
       <w:lvlText w:val="●"/>
@@ -402,7 +630,7 @@
         <w:ind w:left="2880" w:hanging="360"/>
       </w:pPr>
     </w:lvl>
-    <w:lvl w:ilvl="4" w15:tentative="1">
+    <w:lvl w:ilvl="4" w:tplc="7DC46190">
       <w:start w:val="1"/>
       <w:numFmt w:val="bullet"/>
       <w:lvlText w:val="○"/>
@@ -411,7 +639,7 @@
         <w:ind w:left="3600" w:hanging="360"/>
       </w:pPr>
     </w:lvl>
-    <w:lvl w:ilvl="5" w15:tentative="1">
+    <w:lvl w:ilvl="5" w:tplc="4CB88444">
       <w:start w:val="1"/>
       <w:numFmt w:val="bullet"/>
       <w:lvlText w:val="■"/>
@@ -420,7 +648,7 @@
         <w:ind w:left="4320" w:hanging="360"/>
       </w:pPr>
     </w:lvl>
-    <w:lvl w:ilvl="6" w15:tentative="1">
+    <w:lvl w:ilvl="6" w:tplc="9C4CB8BA">
       <w:start w:val="1"/>
       <w:numFmt w:val="bullet"/>
       <w:lvlText w:val="●"/>
@@ -429,7 +657,7 @@
         <w:ind w:left="5040" w:hanging="360"/>
       </w:pPr>
     </w:lvl>
-    <w:lvl w:ilvl="7" w15:tentative="1">
+    <w:lvl w:ilvl="7" w:tplc="3AE82ADE">
       <w:start w:val="1"/>
       <w:numFmt w:val="bullet"/>
       <w:lvlText w:val="●"/>
@@ -438,7 +666,7 @@
         <w:ind w:left="5760" w:hanging="360"/>
       </w:pPr>
     </w:lvl>
-    <w:lvl w:ilvl="8" w15:tentative="1">
+    <w:lvl w:ilvl="8" w:tplc="E222CD30">
       <w:start w:val="1"/>
       <w:numFmt w:val="bullet"/>
       <w:lvlText w:val="●"/>
@@ -448,9 +676,11 @@
       </w:pPr>
     </w:lvl>
   </w:abstractNum>
-  <w:abstractNum w:abstractNumId="2" w15:restartNumberingAfterBreak="0">
+  <w:abstractNum w:abstractNumId="1" w15:restartNumberingAfterBreak="0">
+    <w:nsid w:val="4DE20992"/>
     <w:multiLevelType w:val="hybridMultilevel"/>
-    <w:lvl w:ilvl="0" w15:tentative="1">
+    <w:tmpl w:val="B2D4E29A"/>
+    <w:lvl w:ilvl="0" w:tplc="C0A055A6">
       <w:start w:val="1"/>
       <w:numFmt w:val="bullet"/>
       <w:lvlText w:val="•"/>
@@ -459,15 +689,55 @@
         <w:ind w:left="720" w:hanging="360"/>
       </w:pPr>
     </w:lvl>
+    <w:lvl w:ilvl="1" w:tplc="33CA1FE4">
+      <w:numFmt w:val="decimal"/>
+      <w:lvlText w:val=""/>
+      <w:lvlJc w:val="left"/>
+    </w:lvl>
+    <w:lvl w:ilvl="2" w:tplc="BF6E6948">
+      <w:numFmt w:val="decimal"/>
+      <w:lvlText w:val=""/>
+      <w:lvlJc w:val="left"/>
+    </w:lvl>
+    <w:lvl w:ilvl="3" w:tplc="52807100">
+      <w:numFmt w:val="decimal"/>
+      <w:lvlText w:val=""/>
+      <w:lvlJc w:val="left"/>
+    </w:lvl>
+    <w:lvl w:ilvl="4" w:tplc="90382F04">
+      <w:numFmt w:val="decimal"/>
+      <w:lvlText w:val=""/>
+      <w:lvlJc w:val="left"/>
+    </w:lvl>
+    <w:lvl w:ilvl="5" w:tplc="14149AF4">
+      <w:numFmt w:val="decimal"/>
+      <w:lvlText w:val=""/>
+      <w:lvlJc w:val="left"/>
+    </w:lvl>
+    <w:lvl w:ilvl="6" w:tplc="23FCF56A">
+      <w:numFmt w:val="decimal"/>
+      <w:lvlText w:val=""/>
+      <w:lvlJc w:val="left"/>
+    </w:lvl>
+    <w:lvl w:ilvl="7" w:tplc="9C445CAC">
+      <w:numFmt w:val="decimal"/>
+      <w:lvlText w:val=""/>
+      <w:lvlJc w:val="left"/>
+    </w:lvl>
+    <w:lvl w:ilvl="8" w:tplc="9148E002">
+      <w:numFmt w:val="decimal"/>
+      <w:lvlText w:val=""/>
+      <w:lvlJc w:val="left"/>
+    </w:lvl>
   </w:abstractNum>
-  <w:num w:numId="1">
-    <w:abstractNumId w:val="1"/>
+  <w:num w:numId="1" w16cid:durableId="657147383">
+    <w:abstractNumId w:val="0"/>
     <w:lvlOverride w:ilvl="0">
       <w:startOverride w:val="1"/>
     </w:lvlOverride>
   </w:num>
-  <w:num w:numId="2">
-    <w:abstractNumId w:val="2"/>
+  <w:num w:numId="2" w16cid:durableId="898203537">
+    <w:abstractNumId w:val="1"/>
     <w:lvlOverride w:ilvl="0">
       <w:startOverride w:val="1"/>
     </w:lvlOverride>
@@ -476,43 +746,425 @@
 </file>
 
 <file path=word/styles.xml><?xml version="1.0" encoding="utf-8"?>
-<w:styles xmlns:mc="http://schemas.openxmlformats.org/markup-compatibility/2006" xmlns:r="http://schemas.openxmlformats.org/officeDocument/2006/relationships" xmlns:w="http://schemas.openxmlformats.org/wordprocessingml/2006/main" xmlns:w14="http://schemas.microsoft.com/office/word/2010/wordml" xmlns:w15="http://schemas.microsoft.com/office/word/2012/wordml" mc:Ignorable="w14 w15">
+<w:styles xmlns:mc="http://schemas.openxmlformats.org/markup-compatibility/2006" xmlns:r="http://schemas.openxmlformats.org/officeDocument/2006/relationships" xmlns:w="http://schemas.openxmlformats.org/wordprocessingml/2006/main" xmlns:w14="http://schemas.microsoft.com/office/word/2010/wordml" xmlns:w15="http://schemas.microsoft.com/office/word/2012/wordml" xmlns:w16cex="http://schemas.microsoft.com/office/word/2018/wordml/cex" xmlns:w16cid="http://schemas.microsoft.com/office/word/2016/wordml/cid" xmlns:w16="http://schemas.microsoft.com/office/word/2018/wordml" xmlns:w16sdtdh="http://schemas.microsoft.com/office/word/2020/wordml/sdtdatahash" xmlns:w16sdtfl="http://schemas.microsoft.com/office/word/2024/wordml/sdtformatlock" xmlns:w16se="http://schemas.microsoft.com/office/word/2015/wordml/symex" xmlns:w16du="http://schemas.microsoft.com/office/word/2023/wordml/word16du" mc:Ignorable="w14 w15 w16se w16cid w16 w16cex w16sdtdh w16sdtfl w16du">
   <w:docDefaults>
     <w:rPrDefault>
       <w:rPr>
-        <w:rFonts w:ascii="Calibri" w:cs="Calibri" w:eastAsia="Calibri" w:hAnsi="Calibri"/>
+        <w:rFonts w:ascii="Calibri" w:eastAsia="Calibri" w:hAnsi="Calibri" w:cs="Calibri"/>
         <w:sz w:val="22"/>
         <w:szCs w:val="22"/>
+        <w:lang w:val="en-US" w:eastAsia="en-US" w:bidi="ar-SA"/>
       </w:rPr>
     </w:rPrDefault>
     <w:pPrDefault/>
   </w:docDefaults>
-  <w:style w:type="paragraph" w:styleId="Title">
-    <w:name w:val="Title"/>
-    <w:basedOn w:val="Normal"/>
-    <w:next w:val="Normal"/>
+  <w:latentStyles w:defLockedState="0" w:defUIPriority="99" w:defSemiHidden="0" w:defUnhideWhenUsed="0" w:defQFormat="0" w:count="376">
+    <w:lsdException w:name="Normal" w:uiPriority="0" w:qFormat="1"/>
+    <w:lsdException w:name="heading 1" w:uiPriority="9" w:qFormat="1"/>
+    <w:lsdException w:name="heading 2" w:semiHidden="1" w:uiPriority="9" w:unhideWhenUsed="1" w:qFormat="1"/>
+    <w:lsdException w:name="heading 3" w:semiHidden="1" w:uiPriority="9" w:unhideWhenUsed="1" w:qFormat="1"/>
+    <w:lsdException w:name="heading 4" w:semiHidden="1" w:uiPriority="9" w:unhideWhenUsed="1" w:qFormat="1"/>
+    <w:lsdException w:name="heading 5" w:semiHidden="1" w:uiPriority="9" w:unhideWhenUsed="1" w:qFormat="1"/>
+    <w:lsdException w:name="heading 6" w:semiHidden="1" w:uiPriority="9" w:unhideWhenUsed="1" w:qFormat="1"/>
+    <w:lsdException w:name="heading 7" w:semiHidden="1" w:uiPriority="9" w:unhideWhenUsed="1" w:qFormat="1"/>
+    <w:lsdException w:name="heading 8" w:semiHidden="1" w:uiPriority="9" w:unhideWhenUsed="1" w:qFormat="1"/>
+    <w:lsdException w:name="heading 9" w:semiHidden="1" w:uiPriority="9" w:unhideWhenUsed="1" w:qFormat="1"/>
+    <w:lsdException w:name="index 1" w:semiHidden="1" w:unhideWhenUsed="1"/>
+    <w:lsdException w:name="index 2" w:semiHidden="1" w:unhideWhenUsed="1"/>
+    <w:lsdException w:name="index 3" w:semiHidden="1" w:unhideWhenUsed="1"/>
+    <w:lsdException w:name="index 4" w:semiHidden="1" w:unhideWhenUsed="1"/>
+    <w:lsdException w:name="index 5" w:semiHidden="1" w:unhideWhenUsed="1"/>
+    <w:lsdException w:name="index 6" w:semiHidden="1" w:unhideWhenUsed="1"/>
+    <w:lsdException w:name="index 7" w:semiHidden="1" w:unhideWhenUsed="1"/>
+    <w:lsdException w:name="index 8" w:semiHidden="1" w:unhideWhenUsed="1"/>
+    <w:lsdException w:name="index 9" w:semiHidden="1" w:unhideWhenUsed="1"/>
+    <w:lsdException w:name="toc 1" w:semiHidden="1" w:uiPriority="39" w:unhideWhenUsed="1"/>
+    <w:lsdException w:name="toc 2" w:semiHidden="1" w:uiPriority="39" w:unhideWhenUsed="1"/>
+    <w:lsdException w:name="toc 3" w:semiHidden="1" w:uiPriority="39" w:unhideWhenUsed="1"/>
+    <w:lsdException w:name="toc 4" w:semiHidden="1" w:uiPriority="39" w:unhideWhenUsed="1"/>
+    <w:lsdException w:name="toc 5" w:semiHidden="1" w:uiPriority="39" w:unhideWhenUsed="1"/>
+    <w:lsdException w:name="toc 6" w:semiHidden="1" w:uiPriority="39" w:unhideWhenUsed="1"/>
+    <w:lsdException w:name="toc 7" w:semiHidden="1" w:uiPriority="39" w:unhideWhenUsed="1"/>
+    <w:lsdException w:name="toc 8" w:semiHidden="1" w:uiPriority="39" w:unhideWhenUsed="1"/>
+    <w:lsdException w:name="toc 9" w:semiHidden="1" w:uiPriority="39" w:unhideWhenUsed="1"/>
+    <w:lsdException w:name="Normal Indent" w:semiHidden="1" w:unhideWhenUsed="1"/>
+    <w:lsdException w:name="footnote text" w:semiHidden="1" w:unhideWhenUsed="1"/>
+    <w:lsdException w:name="annotation text" w:semiHidden="1" w:unhideWhenUsed="1"/>
+    <w:lsdException w:name="header" w:semiHidden="1" w:unhideWhenUsed="1"/>
+    <w:lsdException w:name="footer" w:semiHidden="1" w:unhideWhenUsed="1"/>
+    <w:lsdException w:name="index heading" w:semiHidden="1" w:unhideWhenUsed="1"/>
+    <w:lsdException w:name="caption" w:semiHidden="1" w:uiPriority="35" w:unhideWhenUsed="1" w:qFormat="1"/>
+    <w:lsdException w:name="table of figures" w:semiHidden="1" w:unhideWhenUsed="1"/>
+    <w:lsdException w:name="envelope address" w:semiHidden="1" w:unhideWhenUsed="1"/>
+    <w:lsdException w:name="envelope return" w:semiHidden="1" w:unhideWhenUsed="1"/>
+    <w:lsdException w:name="footnote reference" w:semiHidden="1" w:unhideWhenUsed="1"/>
+    <w:lsdException w:name="annotation reference" w:semiHidden="1" w:unhideWhenUsed="1"/>
+    <w:lsdException w:name="line number" w:semiHidden="1" w:unhideWhenUsed="1"/>
+    <w:lsdException w:name="page number" w:semiHidden="1" w:unhideWhenUsed="1"/>
+    <w:lsdException w:name="endnote reference" w:semiHidden="1" w:unhideWhenUsed="1"/>
+    <w:lsdException w:name="endnote text" w:semiHidden="1" w:unhideWhenUsed="1"/>
+    <w:lsdException w:name="table of authorities" w:semiHidden="1" w:unhideWhenUsed="1"/>
+    <w:lsdException w:name="macro" w:semiHidden="1" w:unhideWhenUsed="1"/>
+    <w:lsdException w:name="toa heading" w:semiHidden="1" w:unhideWhenUsed="1"/>
+    <w:lsdException w:name="List" w:semiHidden="1" w:unhideWhenUsed="1"/>
+    <w:lsdException w:name="List Bullet" w:semiHidden="1" w:unhideWhenUsed="1"/>
+    <w:lsdException w:name="List Number" w:semiHidden="1" w:unhideWhenUsed="1"/>
+    <w:lsdException w:name="List 2" w:semiHidden="1" w:unhideWhenUsed="1"/>
+    <w:lsdException w:name="List 3" w:semiHidden="1" w:unhideWhenUsed="1"/>
+    <w:lsdException w:name="List 4" w:semiHidden="1" w:unhideWhenUsed="1"/>
+    <w:lsdException w:name="List 5" w:semiHidden="1" w:unhideWhenUsed="1"/>
+    <w:lsdException w:name="List Bullet 2" w:semiHidden="1" w:unhideWhenUsed="1"/>
+    <w:lsdException w:name="List Bullet 3" w:semiHidden="1" w:unhideWhenUsed="1"/>
+    <w:lsdException w:name="List Bullet 4" w:semiHidden="1" w:unhideWhenUsed="1"/>
+    <w:lsdException w:name="List Bullet 5" w:semiHidden="1" w:unhideWhenUsed="1"/>
+    <w:lsdException w:name="List Number 2" w:semiHidden="1" w:unhideWhenUsed="1"/>
+    <w:lsdException w:name="List Number 3" w:semiHidden="1" w:unhideWhenUsed="1"/>
+    <w:lsdException w:name="List Number 4" w:semiHidden="1" w:unhideWhenUsed="1"/>
+    <w:lsdException w:name="List Number 5" w:semiHidden="1" w:unhideWhenUsed="1"/>
+    <w:lsdException w:name="Title" w:uiPriority="10" w:qFormat="1"/>
+    <w:lsdException w:name="Closing" w:semiHidden="1" w:unhideWhenUsed="1"/>
+    <w:lsdException w:name="Signature" w:semiHidden="1" w:unhideWhenUsed="1"/>
+    <w:lsdException w:name="Default Paragraph Font" w:semiHidden="1" w:uiPriority="1" w:unhideWhenUsed="1"/>
+    <w:lsdException w:name="Body Text" w:semiHidden="1" w:unhideWhenUsed="1"/>
+    <w:lsdException w:name="Body Text Indent" w:semiHidden="1" w:unhideWhenUsed="1"/>
+    <w:lsdException w:name="List Continue" w:semiHidden="1" w:unhideWhenUsed="1"/>
+    <w:lsdException w:name="List Continue 2" w:semiHidden="1" w:unhideWhenUsed="1"/>
+    <w:lsdException w:name="List Continue 3" w:semiHidden="1" w:unhideWhenUsed="1"/>
+    <w:lsdException w:name="List Continue 4" w:semiHidden="1" w:unhideWhenUsed="1"/>
+    <w:lsdException w:name="List Continue 5" w:semiHidden="1" w:unhideWhenUsed="1"/>
+    <w:lsdException w:name="Message Header" w:semiHidden="1" w:unhideWhenUsed="1"/>
+    <w:lsdException w:name="Subtitle" w:uiPriority="11" w:qFormat="1"/>
+    <w:lsdException w:name="Salutation" w:semiHidden="1" w:unhideWhenUsed="1"/>
+    <w:lsdException w:name="Date" w:semiHidden="1" w:unhideWhenUsed="1"/>
+    <w:lsdException w:name="Body Text First Indent" w:semiHidden="1" w:unhideWhenUsed="1"/>
+    <w:lsdException w:name="Body Text First Indent 2" w:semiHidden="1" w:unhideWhenUsed="1"/>
+    <w:lsdException w:name="Note Heading" w:semiHidden="1" w:unhideWhenUsed="1"/>
+    <w:lsdException w:name="Body Text 2" w:semiHidden="1" w:unhideWhenUsed="1"/>
+    <w:lsdException w:name="Body Text 3" w:semiHidden="1" w:unhideWhenUsed="1"/>
+    <w:lsdException w:name="Body Text Indent 2" w:semiHidden="1" w:unhideWhenUsed="1"/>
+    <w:lsdException w:name="Body Text Indent 3" w:semiHidden="1" w:unhideWhenUsed="1"/>
+    <w:lsdException w:name="Block Text" w:semiHidden="1" w:unhideWhenUsed="1"/>
+    <w:lsdException w:name="Hyperlink" w:semiHidden="1" w:unhideWhenUsed="1"/>
+    <w:lsdException w:name="FollowedHyperlink" w:semiHidden="1" w:unhideWhenUsed="1"/>
+    <w:lsdException w:name="Strong" w:uiPriority="22" w:qFormat="1"/>
+    <w:lsdException w:name="Emphasis" w:uiPriority="20" w:qFormat="1"/>
+    <w:lsdException w:name="Document Map" w:semiHidden="1" w:unhideWhenUsed="1"/>
+    <w:lsdException w:name="Plain Text" w:semiHidden="1" w:unhideWhenUsed="1"/>
+    <w:lsdException w:name="E-mail Signature" w:semiHidden="1" w:unhideWhenUsed="1"/>
+    <w:lsdException w:name="HTML Top of Form" w:semiHidden="1" w:unhideWhenUsed="1"/>
+    <w:lsdException w:name="HTML Bottom of Form" w:semiHidden="1" w:unhideWhenUsed="1"/>
+    <w:lsdException w:name="Normal (Web)" w:semiHidden="1" w:unhideWhenUsed="1"/>
+    <w:lsdException w:name="HTML Acronym" w:semiHidden="1" w:unhideWhenUsed="1"/>
+    <w:lsdException w:name="HTML Address" w:semiHidden="1" w:unhideWhenUsed="1"/>
+    <w:lsdException w:name="HTML Cite" w:semiHidden="1" w:unhideWhenUsed="1"/>
+    <w:lsdException w:name="HTML Code" w:semiHidden="1" w:unhideWhenUsed="1"/>
+    <w:lsdException w:name="HTML Definition" w:semiHidden="1" w:unhideWhenUsed="1"/>
+    <w:lsdException w:name="HTML Keyboard" w:semiHidden="1" w:unhideWhenUsed="1"/>
+    <w:lsdException w:name="HTML Preformatted" w:semiHidden="1" w:unhideWhenUsed="1"/>
+    <w:lsdException w:name="HTML Sample" w:semiHidden="1" w:unhideWhenUsed="1"/>
+    <w:lsdException w:name="HTML Typewriter" w:semiHidden="1" w:unhideWhenUsed="1"/>
+    <w:lsdException w:name="HTML Variable" w:semiHidden="1" w:unhideWhenUsed="1"/>
+    <w:lsdException w:name="Normal Table" w:semiHidden="1" w:unhideWhenUsed="1"/>
+    <w:lsdException w:name="annotation subject" w:semiHidden="1" w:unhideWhenUsed="1"/>
+    <w:lsdException w:name="No List" w:semiHidden="1" w:unhideWhenUsed="1"/>
+    <w:lsdException w:name="Outline List 1" w:semiHidden="1" w:unhideWhenUsed="1"/>
+    <w:lsdException w:name="Outline List 2" w:semiHidden="1" w:unhideWhenUsed="1"/>
+    <w:lsdException w:name="Outline List 3" w:semiHidden="1" w:unhideWhenUsed="1"/>
+    <w:lsdException w:name="Table Simple 1" w:semiHidden="1" w:unhideWhenUsed="1"/>
+    <w:lsdException w:name="Table Simple 2" w:semiHidden="1" w:unhideWhenUsed="1"/>
+    <w:lsdException w:name="Table Simple 3" w:semiHidden="1" w:unhideWhenUsed="1"/>
+    <w:lsdException w:name="Table Classic 1" w:semiHidden="1" w:unhideWhenUsed="1"/>
+    <w:lsdException w:name="Table Classic 2" w:semiHidden="1" w:unhideWhenUsed="1"/>
+    <w:lsdException w:name="Table Classic 3" w:semiHidden="1" w:unhideWhenUsed="1"/>
+    <w:lsdException w:name="Table Classic 4" w:semiHidden="1" w:unhideWhenUsed="1"/>
+    <w:lsdException w:name="Table Colorful 1" w:semiHidden="1" w:unhideWhenUsed="1"/>
+    <w:lsdException w:name="Table Colorful 2" w:semiHidden="1" w:unhideWhenUsed="1"/>
+    <w:lsdException w:name="Table Colorful 3" w:semiHidden="1" w:unhideWhenUsed="1"/>
+    <w:lsdException w:name="Table Columns 1" w:semiHidden="1" w:unhideWhenUsed="1"/>
+    <w:lsdException w:name="Table Columns 2" w:semiHidden="1" w:unhideWhenUsed="1"/>
+    <w:lsdException w:name="Table Columns 3" w:semiHidden="1" w:unhideWhenUsed="1"/>
+    <w:lsdException w:name="Table Columns 4" w:semiHidden="1" w:unhideWhenUsed="1"/>
+    <w:lsdException w:name="Table Columns 5" w:semiHidden="1" w:unhideWhenUsed="1"/>
+    <w:lsdException w:name="Table Grid 1" w:semiHidden="1" w:unhideWhenUsed="1"/>
+    <w:lsdException w:name="Table Grid 2" w:semiHidden="1" w:unhideWhenUsed="1"/>
+    <w:lsdException w:name="Table Grid 3" w:semiHidden="1" w:unhideWhenUsed="1"/>
+    <w:lsdException w:name="Table Grid 4" w:semiHidden="1" w:unhideWhenUsed="1"/>
+    <w:lsdException w:name="Table Grid 5" w:semiHidden="1" w:unhideWhenUsed="1"/>
+    <w:lsdException w:name="Table Grid 6" w:semiHidden="1" w:unhideWhenUsed="1"/>
+    <w:lsdException w:name="Table Grid 7" w:semiHidden="1" w:unhideWhenUsed="1"/>
+    <w:lsdException w:name="Table Grid 8" w:semiHidden="1" w:unhideWhenUsed="1"/>
+    <w:lsdException w:name="Table List 1" w:semiHidden="1" w:unhideWhenUsed="1"/>
+    <w:lsdException w:name="Table List 2" w:semiHidden="1" w:unhideWhenUsed="1"/>
+    <w:lsdException w:name="Table List 3" w:semiHidden="1" w:unhideWhenUsed="1"/>
+    <w:lsdException w:name="Table List 4" w:semiHidden="1" w:unhideWhenUsed="1"/>
+    <w:lsdException w:name="Table List 5" w:semiHidden="1" w:unhideWhenUsed="1"/>
+    <w:lsdException w:name="Table List 6" w:semiHidden="1" w:unhideWhenUsed="1"/>
+    <w:lsdException w:name="Table List 7" w:semiHidden="1" w:unhideWhenUsed="1"/>
+    <w:lsdException w:name="Table List 8" w:semiHidden="1" w:unhideWhenUsed="1"/>
+    <w:lsdException w:name="Table 3D effects 1" w:semiHidden="1" w:unhideWhenUsed="1"/>
+    <w:lsdException w:name="Table 3D effects 2" w:semiHidden="1" w:unhideWhenUsed="1"/>
+    <w:lsdException w:name="Table 3D effects 3" w:semiHidden="1" w:unhideWhenUsed="1"/>
+    <w:lsdException w:name="Table Contemporary" w:semiHidden="1" w:unhideWhenUsed="1"/>
+    <w:lsdException w:name="Table Elegant" w:semiHidden="1" w:unhideWhenUsed="1"/>
+    <w:lsdException w:name="Table Professional" w:semiHidden="1" w:unhideWhenUsed="1"/>
+    <w:lsdException w:name="Table Subtle 1" w:semiHidden="1" w:unhideWhenUsed="1"/>
+    <w:lsdException w:name="Table Subtle 2" w:semiHidden="1" w:unhideWhenUsed="1"/>
+    <w:lsdException w:name="Table Web 1" w:semiHidden="1" w:unhideWhenUsed="1"/>
+    <w:lsdException w:name="Table Web 2" w:semiHidden="1" w:unhideWhenUsed="1"/>
+    <w:lsdException w:name="Table Web 3" w:semiHidden="1" w:unhideWhenUsed="1"/>
+    <w:lsdException w:name="Balloon Text" w:semiHidden="1" w:unhideWhenUsed="1"/>
+    <w:lsdException w:name="Table Grid" w:uiPriority="39"/>
+    <w:lsdException w:name="Table Theme" w:semiHidden="1" w:unhideWhenUsed="1"/>
+    <w:lsdException w:name="Placeholder Text" w:semiHidden="1"/>
+    <w:lsdException w:name="No Spacing" w:uiPriority="1" w:qFormat="1"/>
+    <w:lsdException w:name="Light Shading" w:uiPriority="60"/>
+    <w:lsdException w:name="Light List" w:uiPriority="61"/>
+    <w:lsdException w:name="Light Grid" w:uiPriority="62"/>
+    <w:lsdException w:name="Medium Shading 1" w:uiPriority="63"/>
+    <w:lsdException w:name="Medium Shading 2" w:uiPriority="64"/>
+    <w:lsdException w:name="Medium List 1" w:uiPriority="65"/>
+    <w:lsdException w:name="Medium List 2" w:uiPriority="66"/>
+    <w:lsdException w:name="Medium Grid 1" w:uiPriority="67"/>
+    <w:lsdException w:name="Medium Grid 2" w:uiPriority="68"/>
+    <w:lsdException w:name="Medium Grid 3" w:uiPriority="69"/>
+    <w:lsdException w:name="Dark List" w:uiPriority="70"/>
+    <w:lsdException w:name="Colorful Shading" w:uiPriority="71"/>
+    <w:lsdException w:name="Colorful List" w:uiPriority="72"/>
+    <w:lsdException w:name="Colorful Grid" w:uiPriority="73"/>
+    <w:lsdException w:name="Light Shading Accent 1" w:uiPriority="60"/>
+    <w:lsdException w:name="Light List Accent 1" w:uiPriority="61"/>
+    <w:lsdException w:name="Light Grid Accent 1" w:uiPriority="62"/>
+    <w:lsdException w:name="Medium Shading 1 Accent 1" w:uiPriority="63"/>
+    <w:lsdException w:name="Medium Shading 2 Accent 1" w:uiPriority="64"/>
+    <w:lsdException w:name="Medium List 1 Accent 1" w:uiPriority="65"/>
+    <w:lsdException w:name="Revision" w:semiHidden="1"/>
+    <w:lsdException w:name="List Paragraph" w:uiPriority="34" w:qFormat="1"/>
+    <w:lsdException w:name="Quote" w:uiPriority="29" w:qFormat="1"/>
+    <w:lsdException w:name="Intense Quote" w:uiPriority="30" w:qFormat="1"/>
+    <w:lsdException w:name="Medium List 2 Accent 1" w:uiPriority="66"/>
+    <w:lsdException w:name="Medium Grid 1 Accent 1" w:uiPriority="67"/>
+    <w:lsdException w:name="Medium Grid 2 Accent 1" w:uiPriority="68"/>
+    <w:lsdException w:name="Medium Grid 3 Accent 1" w:uiPriority="69"/>
+    <w:lsdException w:name="Dark List Accent 1" w:uiPriority="70"/>
+    <w:lsdException w:name="Colorful Shading Accent 1" w:uiPriority="71"/>
+    <w:lsdException w:name="Colorful List Accent 1" w:uiPriority="72"/>
+    <w:lsdException w:name="Colorful Grid Accent 1" w:uiPriority="73"/>
+    <w:lsdException w:name="Light Shading Accent 2" w:uiPriority="60"/>
+    <w:lsdException w:name="Light List Accent 2" w:uiPriority="61"/>
+    <w:lsdException w:name="Light Grid Accent 2" w:uiPriority="62"/>
+    <w:lsdException w:name="Medium Shading 1 Accent 2" w:uiPriority="63"/>
+    <w:lsdException w:name="Medium Shading 2 Accent 2" w:uiPriority="64"/>
+    <w:lsdException w:name="Medium List 1 Accent 2" w:uiPriority="65"/>
+    <w:lsdException w:name="Medium List 2 Accent 2" w:uiPriority="66"/>
+    <w:lsdException w:name="Medium Grid 1 Accent 2" w:uiPriority="67"/>
+    <w:lsdException w:name="Medium Grid 2 Accent 2" w:uiPriority="68"/>
+    <w:lsdException w:name="Medium Grid 3 Accent 2" w:uiPriority="69"/>
+    <w:lsdException w:name="Dark List Accent 2" w:uiPriority="70"/>
+    <w:lsdException w:name="Colorful Shading Accent 2" w:uiPriority="71"/>
+    <w:lsdException w:name="Colorful List Accent 2" w:uiPriority="72"/>
+    <w:lsdException w:name="Colorful Grid Accent 2" w:uiPriority="73"/>
+    <w:lsdException w:name="Light Shading Accent 3" w:uiPriority="60"/>
+    <w:lsdException w:name="Light List Accent 3" w:uiPriority="61"/>
+    <w:lsdException w:name="Light Grid Accent 3" w:uiPriority="62"/>
+    <w:lsdException w:name="Medium Shading 1 Accent 3" w:uiPriority="63"/>
+    <w:lsdException w:name="Medium Shading 2 Accent 3" w:uiPriority="64"/>
+    <w:lsdException w:name="Medium List 1 Accent 3" w:uiPriority="65"/>
+    <w:lsdException w:name="Medium List 2 Accent 3" w:uiPriority="66"/>
+    <w:lsdException w:name="Medium Grid 1 Accent 3" w:uiPriority="67"/>
+    <w:lsdException w:name="Medium Grid 2 Accent 3" w:uiPriority="68"/>
+    <w:lsdException w:name="Medium Grid 3 Accent 3" w:uiPriority="69"/>
+    <w:lsdException w:name="Dark List Accent 3" w:uiPriority="70"/>
+    <w:lsdException w:name="Colorful Shading Accent 3" w:uiPriority="71"/>
+    <w:lsdException w:name="Colorful List Accent 3" w:uiPriority="72"/>
+    <w:lsdException w:name="Colorful Grid Accent 3" w:uiPriority="73"/>
+    <w:lsdException w:name="Light Shading Accent 4" w:uiPriority="60"/>
+    <w:lsdException w:name="Light List Accent 4" w:uiPriority="61"/>
+    <w:lsdException w:name="Light Grid Accent 4" w:uiPriority="62"/>
+    <w:lsdException w:name="Medium Shading 1 Accent 4" w:uiPriority="63"/>
+    <w:lsdException w:name="Medium Shading 2 Accent 4" w:uiPriority="64"/>
+    <w:lsdException w:name="Medium List 1 Accent 4" w:uiPriority="65"/>
+    <w:lsdException w:name="Medium List 2 Accent 4" w:uiPriority="66"/>
+    <w:lsdException w:name="Medium Grid 1 Accent 4" w:uiPriority="67"/>
+    <w:lsdException w:name="Medium Grid 2 Accent 4" w:uiPriority="68"/>
+    <w:lsdException w:name="Medium Grid 3 Accent 4" w:uiPriority="69"/>
+    <w:lsdException w:name="Dark List Accent 4" w:uiPriority="70"/>
+    <w:lsdException w:name="Colorful Shading Accent 4" w:uiPriority="71"/>
+    <w:lsdException w:name="Colorful List Accent 4" w:uiPriority="72"/>
+    <w:lsdException w:name="Colorful Grid Accent 4" w:uiPriority="73"/>
+    <w:lsdException w:name="Light Shading Accent 5" w:uiPriority="60"/>
+    <w:lsdException w:name="Light List Accent 5" w:uiPriority="61"/>
+    <w:lsdException w:name="Light Grid Accent 5" w:uiPriority="62"/>
+    <w:lsdException w:name="Medium Shading 1 Accent 5" w:uiPriority="63"/>
+    <w:lsdException w:name="Medium Shading 2 Accent 5" w:uiPriority="64"/>
+    <w:lsdException w:name="Medium List 1 Accent 5" w:uiPriority="65"/>
+    <w:lsdException w:name="Medium List 2 Accent 5" w:uiPriority="66"/>
+    <w:lsdException w:name="Medium Grid 1 Accent 5" w:uiPriority="67"/>
+    <w:lsdException w:name="Medium Grid 2 Accent 5" w:uiPriority="68"/>
+    <w:lsdException w:name="Medium Grid 3 Accent 5" w:uiPriority="69"/>
+    <w:lsdException w:name="Dark List Accent 5" w:uiPriority="70"/>
+    <w:lsdException w:name="Colorful Shading Accent 5" w:uiPriority="71"/>
+    <w:lsdException w:name="Colorful List Accent 5" w:uiPriority="72"/>
+    <w:lsdException w:name="Colorful Grid Accent 5" w:uiPriority="73"/>
+    <w:lsdException w:name="Light Shading Accent 6" w:uiPriority="60"/>
+    <w:lsdException w:name="Light List Accent 6" w:uiPriority="61"/>
+    <w:lsdException w:name="Light Grid Accent 6" w:uiPriority="62"/>
+    <w:lsdException w:name="Medium Shading 1 Accent 6" w:uiPriority="63"/>
+    <w:lsdException w:name="Medium Shading 2 Accent 6" w:uiPriority="64"/>
+    <w:lsdException w:name="Medium List 1 Accent 6" w:uiPriority="65"/>
+    <w:lsdException w:name="Medium List 2 Accent 6" w:uiPriority="66"/>
+    <w:lsdException w:name="Medium Grid 1 Accent 6" w:uiPriority="67"/>
+    <w:lsdException w:name="Medium Grid 2 Accent 6" w:uiPriority="68"/>
+    <w:lsdException w:name="Medium Grid 3 Accent 6" w:uiPriority="69"/>
+    <w:lsdException w:name="Dark List Accent 6" w:uiPriority="70"/>
+    <w:lsdException w:name="Colorful Shading Accent 6" w:uiPriority="71"/>
+    <w:lsdException w:name="Colorful List Accent 6" w:uiPriority="72"/>
+    <w:lsdException w:name="Colorful Grid Accent 6" w:uiPriority="73"/>
+    <w:lsdException w:name="Subtle Emphasis" w:uiPriority="19" w:qFormat="1"/>
+    <w:lsdException w:name="Intense Emphasis" w:uiPriority="21" w:qFormat="1"/>
+    <w:lsdException w:name="Subtle Reference" w:uiPriority="31" w:qFormat="1"/>
+    <w:lsdException w:name="Intense Reference" w:uiPriority="32" w:qFormat="1"/>
+    <w:lsdException w:name="Book Title" w:uiPriority="33" w:qFormat="1"/>
+    <w:lsdException w:name="Bibliography" w:semiHidden="1" w:uiPriority="37" w:unhideWhenUsed="1"/>
+    <w:lsdException w:name="TOC Heading" w:semiHidden="1" w:uiPriority="39" w:unhideWhenUsed="1" w:qFormat="1"/>
+    <w:lsdException w:name="Plain Table 1" w:uiPriority="41"/>
+    <w:lsdException w:name="Plain Table 2" w:uiPriority="42"/>
+    <w:lsdException w:name="Plain Table 3" w:uiPriority="43"/>
+    <w:lsdException w:name="Plain Table 4" w:uiPriority="44"/>
+    <w:lsdException w:name="Plain Table 5" w:uiPriority="45"/>
+    <w:lsdException w:name="Grid Table Light" w:uiPriority="40"/>
+    <w:lsdException w:name="Grid Table 1 Light" w:uiPriority="46"/>
+    <w:lsdException w:name="Grid Table 2" w:uiPriority="47"/>
+    <w:lsdException w:name="Grid Table 3" w:uiPriority="48"/>
+    <w:lsdException w:name="Grid Table 4" w:uiPriority="49"/>
+    <w:lsdException w:name="Grid Table 5 Dark" w:uiPriority="50"/>
+    <w:lsdException w:name="Grid Table 6 Colorful" w:uiPriority="51"/>
+    <w:lsdException w:name="Grid Table 7 Colorful" w:uiPriority="52"/>
+    <w:lsdException w:name="Grid Table 1 Light Accent 1" w:uiPriority="46"/>
+    <w:lsdException w:name="Grid Table 2 Accent 1" w:uiPriority="47"/>
+    <w:lsdException w:name="Grid Table 3 Accent 1" w:uiPriority="48"/>
+    <w:lsdException w:name="Grid Table 4 Accent 1" w:uiPriority="49"/>
+    <w:lsdException w:name="Grid Table 5 Dark Accent 1" w:uiPriority="50"/>
+    <w:lsdException w:name="Grid Table 6 Colorful Accent 1" w:uiPriority="51"/>
+    <w:lsdException w:name="Grid Table 7 Colorful Accent 1" w:uiPriority="52"/>
+    <w:lsdException w:name="Grid Table 1 Light Accent 2" w:uiPriority="46"/>
+    <w:lsdException w:name="Grid Table 2 Accent 2" w:uiPriority="47"/>
+    <w:lsdException w:name="Grid Table 3 Accent 2" w:uiPriority="48"/>
+    <w:lsdException w:name="Grid Table 4 Accent 2" w:uiPriority="49"/>
+    <w:lsdException w:name="Grid Table 5 Dark Accent 2" w:uiPriority="50"/>
+    <w:lsdException w:name="Grid Table 6 Colorful Accent 2" w:uiPriority="51"/>
+    <w:lsdException w:name="Grid Table 7 Colorful Accent 2" w:uiPriority="52"/>
+    <w:lsdException w:name="Grid Table 1 Light Accent 3" w:uiPriority="46"/>
+    <w:lsdException w:name="Grid Table 2 Accent 3" w:uiPriority="47"/>
+    <w:lsdException w:name="Grid Table 3 Accent 3" w:uiPriority="48"/>
+    <w:lsdException w:name="Grid Table 4 Accent 3" w:uiPriority="49"/>
+    <w:lsdException w:name="Grid Table 5 Dark Accent 3" w:uiPriority="50"/>
+    <w:lsdException w:name="Grid Table 6 Colorful Accent 3" w:uiPriority="51"/>
+    <w:lsdException w:name="Grid Table 7 Colorful Accent 3" w:uiPriority="52"/>
+    <w:lsdException w:name="Grid Table 1 Light Accent 4" w:uiPriority="46"/>
+    <w:lsdException w:name="Grid Table 2 Accent 4" w:uiPriority="47"/>
+    <w:lsdException w:name="Grid Table 3 Accent 4" w:uiPriority="48"/>
+    <w:lsdException w:name="Grid Table 4 Accent 4" w:uiPriority="49"/>
+    <w:lsdException w:name="Grid Table 5 Dark Accent 4" w:uiPriority="50"/>
+    <w:lsdException w:name="Grid Table 6 Colorful Accent 4" w:uiPriority="51"/>
+    <w:lsdException w:name="Grid Table 7 Colorful Accent 4" w:uiPriority="52"/>
+    <w:lsdException w:name="Grid Table 1 Light Accent 5" w:uiPriority="46"/>
+    <w:lsdException w:name="Grid Table 2 Accent 5" w:uiPriority="47"/>
+    <w:lsdException w:name="Grid Table 3 Accent 5" w:uiPriority="48"/>
+    <w:lsdException w:name="Grid Table 4 Accent 5" w:uiPriority="49"/>
+    <w:lsdException w:name="Grid Table 5 Dark Accent 5" w:uiPriority="50"/>
+    <w:lsdException w:name="Grid Table 6 Colorful Accent 5" w:uiPriority="51"/>
+    <w:lsdException w:name="Grid Table 7 Colorful Accent 5" w:uiPriority="52"/>
+    <w:lsdException w:name="Grid Table 1 Light Accent 6" w:uiPriority="46"/>
+    <w:lsdException w:name="Grid Table 2 Accent 6" w:uiPriority="47"/>
+    <w:lsdException w:name="Grid Table 3 Accent 6" w:uiPriority="48"/>
+    <w:lsdException w:name="Grid Table 4 Accent 6" w:uiPriority="49"/>
+    <w:lsdException w:name="Grid Table 5 Dark Accent 6" w:uiPriority="50"/>
+    <w:lsdException w:name="Grid Table 6 Colorful Accent 6" w:uiPriority="51"/>
+    <w:lsdException w:name="Grid Table 7 Colorful Accent 6" w:uiPriority="52"/>
+    <w:lsdException w:name="List Table 1 Light" w:uiPriority="46"/>
+    <w:lsdException w:name="List Table 2" w:uiPriority="47"/>
+    <w:lsdException w:name="List Table 3" w:uiPriority="48"/>
+    <w:lsdException w:name="List Table 4" w:uiPriority="49"/>
+    <w:lsdException w:name="List Table 5 Dark" w:uiPriority="50"/>
+    <w:lsdException w:name="List Table 6 Colorful" w:uiPriority="51"/>
+    <w:lsdException w:name="List Table 7 Colorful" w:uiPriority="52"/>
+    <w:lsdException w:name="List Table 1 Light Accent 1" w:uiPriority="46"/>
+    <w:lsdException w:name="List Table 2 Accent 1" w:uiPriority="47"/>
+    <w:lsdException w:name="List Table 3 Accent 1" w:uiPriority="48"/>
+    <w:lsdException w:name="List Table 4 Accent 1" w:uiPriority="49"/>
+    <w:lsdException w:name="List Table 5 Dark Accent 1" w:uiPriority="50"/>
+    <w:lsdException w:name="List Table 6 Colorful Accent 1" w:uiPriority="51"/>
+    <w:lsdException w:name="List Table 7 Colorful Accent 1" w:uiPriority="52"/>
+    <w:lsdException w:name="List Table 1 Light Accent 2" w:uiPriority="46"/>
+    <w:lsdException w:name="List Table 2 Accent 2" w:uiPriority="47"/>
+    <w:lsdException w:name="List Table 3 Accent 2" w:uiPriority="48"/>
+    <w:lsdException w:name="List Table 4 Accent 2" w:uiPriority="49"/>
+    <w:lsdException w:name="List Table 5 Dark Accent 2" w:uiPriority="50"/>
+    <w:lsdException w:name="List Table 6 Colorful Accent 2" w:uiPriority="51"/>
+    <w:lsdException w:name="List Table 7 Colorful Accent 2" w:uiPriority="52"/>
+    <w:lsdException w:name="List Table 1 Light Accent 3" w:uiPriority="46"/>
+    <w:lsdException w:name="List Table 2 Accent 3" w:uiPriority="47"/>
+    <w:lsdException w:name="List Table 3 Accent 3" w:uiPriority="48"/>
+    <w:lsdException w:name="List Table 4 Accent 3" w:uiPriority="49"/>
+    <w:lsdException w:name="List Table 5 Dark Accent 3" w:uiPriority="50"/>
+    <w:lsdException w:name="List Table 6 Colorful Accent 3" w:uiPriority="51"/>
+    <w:lsdException w:name="List Table 7 Colorful Accent 3" w:uiPriority="52"/>
+    <w:lsdException w:name="List Table 1 Light Accent 4" w:uiPriority="46"/>
+    <w:lsdException w:name="List Table 2 Accent 4" w:uiPriority="47"/>
+    <w:lsdException w:name="List Table 3 Accent 4" w:uiPriority="48"/>
+    <w:lsdException w:name="List Table 4 Accent 4" w:uiPriority="49"/>
+    <w:lsdException w:name="List Table 5 Dark Accent 4" w:uiPriority="50"/>
+    <w:lsdException w:name="List Table 6 Colorful Accent 4" w:uiPriority="51"/>
+    <w:lsdException w:name="List Table 7 Colorful Accent 4" w:uiPriority="52"/>
+    <w:lsdException w:name="List Table 1 Light Accent 5" w:uiPriority="46"/>
+    <w:lsdException w:name="List Table 2 Accent 5" w:uiPriority="47"/>
+    <w:lsdException w:name="List Table 3 Accent 5" w:uiPriority="48"/>
+    <w:lsdException w:name="List Table 4 Accent 5" w:uiPriority="49"/>
+    <w:lsdException w:name="List Table 5 Dark Accent 5" w:uiPriority="50"/>
+    <w:lsdException w:name="List Table 6 Colorful Accent 5" w:uiPriority="51"/>
+    <w:lsdException w:name="List Table 7 Colorful Accent 5" w:uiPriority="52"/>
+    <w:lsdException w:name="List Table 1 Light Accent 6" w:uiPriority="46"/>
+    <w:lsdException w:name="List Table 2 Accent 6" w:uiPriority="47"/>
+    <w:lsdException w:name="List Table 3 Accent 6" w:uiPriority="48"/>
+    <w:lsdException w:name="List Table 4 Accent 6" w:uiPriority="49"/>
+    <w:lsdException w:name="List Table 5 Dark Accent 6" w:uiPriority="50"/>
+    <w:lsdException w:name="List Table 6 Colorful Accent 6" w:uiPriority="51"/>
+    <w:lsdException w:name="List Table 7 Colorful Accent 6" w:uiPriority="52"/>
+    <w:lsdException w:name="Mention" w:semiHidden="1" w:unhideWhenUsed="1"/>
+    <w:lsdException w:name="Smart Hyperlink" w:semiHidden="1" w:unhideWhenUsed="1"/>
+    <w:lsdException w:name="Hashtag" w:semiHidden="1" w:unhideWhenUsed="1"/>
+    <w:lsdException w:name="Unresolved Mention" w:semiHidden="1" w:unhideWhenUsed="1"/>
+    <w:lsdException w:name="Smart Link" w:semiHidden="1" w:unhideWhenUsed="1"/>
+  </w:latentStyles>
+  <w:style w:type="paragraph" w:default="1" w:styleId="Normal">
+    <w:name w:val="Normal"/>
     <w:qFormat/>
+  </w:style>
+  <w:style w:type="paragraph" w:styleId="Heading1">
+    <w:name w:val="heading 1"/>
+    <w:uiPriority w:val="9"/>
+    <w:qFormat/>
+    <w:pPr>
+      <w:spacing w:before="200" w:after="120"/>
+      <w:outlineLvl w:val="0"/>
+    </w:pPr>
     <w:rPr>
-      <w:sz w:val="56"/>
-      <w:szCs w:val="56"/>
+      <w:b/>
+      <w:bCs/>
+      <w:color w:val="1F3864"/>
+      <w:sz w:val="28"/>
+      <w:szCs w:val="28"/>
     </w:rPr>
   </w:style>
-  <w:style w:type="paragraph" w:styleId="Heading1">
-    <w:name w:val="Heading 1"/>
-    <w:basedOn w:val="Normal"/>
-    <w:next w:val="Normal"/>
+  <w:style w:type="paragraph" w:styleId="Heading2">
+    <w:name w:val="heading 2"/>
+    <w:uiPriority w:val="9"/>
+    <w:semiHidden/>
+    <w:unhideWhenUsed/>
     <w:qFormat/>
-    <w:rPr>
-      <w:color w:val="2E74B5"/>
-      <w:sz w:val="32"/>
-      <w:szCs w:val="32"/>
-    </w:rPr>
-  </w:style>
-  <w:style w:type="paragraph" w:styleId="Heading2">
-    <w:name w:val="Heading 2"/>
-    <w:basedOn w:val="Normal"/>
-    <w:next w:val="Normal"/>
-    <w:qFormat/>
+    <w:pPr>
+      <w:outlineLvl w:val="1"/>
+    </w:pPr>
     <w:rPr>
       <w:color w:val="2E74B5"/>
       <w:sz w:val="26"/>
@@ -520,10 +1172,14 @@
     </w:rPr>
   </w:style>
   <w:style w:type="paragraph" w:styleId="Heading3">
-    <w:name w:val="Heading 3"/>
-    <w:basedOn w:val="Normal"/>
-    <w:next w:val="Normal"/>
+    <w:name w:val="heading 3"/>
+    <w:uiPriority w:val="9"/>
+    <w:semiHidden/>
+    <w:unhideWhenUsed/>
     <w:qFormat/>
+    <w:pPr>
+      <w:outlineLvl w:val="2"/>
+    </w:pPr>
     <w:rPr>
       <w:color w:val="1F4D78"/>
       <w:sz w:val="24"/>
@@ -531,10 +1187,14 @@
     </w:rPr>
   </w:style>
   <w:style w:type="paragraph" w:styleId="Heading4">
-    <w:name w:val="Heading 4"/>
-    <w:basedOn w:val="Normal"/>
-    <w:next w:val="Normal"/>
+    <w:name w:val="heading 4"/>
+    <w:uiPriority w:val="9"/>
+    <w:semiHidden/>
+    <w:unhideWhenUsed/>
     <w:qFormat/>
+    <w:pPr>
+      <w:outlineLvl w:val="3"/>
+    </w:pPr>
     <w:rPr>
       <w:i/>
       <w:iCs/>
@@ -542,27 +1202,76 @@
     </w:rPr>
   </w:style>
   <w:style w:type="paragraph" w:styleId="Heading5">
-    <w:name w:val="Heading 5"/>
-    <w:basedOn w:val="Normal"/>
-    <w:next w:val="Normal"/>
+    <w:name w:val="heading 5"/>
+    <w:uiPriority w:val="9"/>
+    <w:semiHidden/>
+    <w:unhideWhenUsed/>
     <w:qFormat/>
+    <w:pPr>
+      <w:outlineLvl w:val="4"/>
+    </w:pPr>
     <w:rPr>
       <w:color w:val="2E74B5"/>
     </w:rPr>
   </w:style>
   <w:style w:type="paragraph" w:styleId="Heading6">
-    <w:name w:val="Heading 6"/>
-    <w:basedOn w:val="Normal"/>
-    <w:next w:val="Normal"/>
+    <w:name w:val="heading 6"/>
+    <w:uiPriority w:val="9"/>
+    <w:semiHidden/>
+    <w:unhideWhenUsed/>
     <w:qFormat/>
+    <w:pPr>
+      <w:outlineLvl w:val="5"/>
+    </w:pPr>
     <w:rPr>
       <w:color w:val="1F4D78"/>
     </w:rPr>
   </w:style>
-  <w:style w:type="paragraph" w:styleId="Strong">
-    <w:name w:val="Strong"/>
-    <w:basedOn w:val="Normal"/>
-    <w:next w:val="Normal"/>
+  <w:style w:type="character" w:default="1" w:styleId="DefaultParagraphFont">
+    <w:name w:val="Default Paragraph Font"/>
+    <w:uiPriority w:val="1"/>
+    <w:semiHidden/>
+    <w:unhideWhenUsed/>
+  </w:style>
+  <w:style w:type="table" w:default="1" w:styleId="TableNormal">
+    <w:name w:val="Normal Table"/>
+    <w:uiPriority w:val="99"/>
+    <w:semiHidden/>
+    <w:unhideWhenUsed/>
+    <w:tblPr>
+      <w:tblInd w:w="0" w:type="dxa"/>
+      <w:tblCellMar>
+        <w:top w:w="0" w:type="dxa"/>
+        <w:left w:w="108" w:type="dxa"/>
+        <w:bottom w:w="0" w:type="dxa"/>
+        <w:right w:w="108" w:type="dxa"/>
+      </w:tblCellMar>
+    </w:tblPr>
+  </w:style>
+  <w:style w:type="numbering" w:default="1" w:styleId="NoList">
+    <w:name w:val="No List"/>
+    <w:uiPriority w:val="99"/>
+    <w:semiHidden/>
+    <w:unhideWhenUsed/>
+  </w:style>
+  <w:style w:type="paragraph" w:styleId="Title">
+    <w:name w:val="Title"/>
+    <w:uiPriority w:val="10"/>
+    <w:qFormat/>
+    <w:pPr>
+      <w:spacing w:after="60"/>
+      <w:jc w:val="center"/>
+    </w:pPr>
+    <w:rPr>
+      <w:b/>
+      <w:bCs/>
+      <w:color w:val="1F3864"/>
+      <w:sz w:val="36"/>
+      <w:szCs w:val="36"/>
+    </w:rPr>
+  </w:style>
+  <w:style w:type="paragraph" w:customStyle="1" w:styleId="Strong1">
+    <w:name w:val="Strong1"/>
     <w:qFormat/>
     <w:rPr>
       <w:b/>
@@ -571,12 +1280,10 @@
   </w:style>
   <w:style w:type="paragraph" w:styleId="ListParagraph">
     <w:name w:val="List Paragraph"/>
-    <w:basedOn w:val="Normal"/>
     <w:qFormat/>
   </w:style>
   <w:style w:type="character" w:styleId="Hyperlink">
     <w:name w:val="Hyperlink"/>
-    <w:basedOn w:val="DefaultParagraphFont"/>
     <w:uiPriority w:val="99"/>
     <w:unhideWhenUsed/>
     <w:rPr>
@@ -586,7 +1293,6 @@
   </w:style>
   <w:style w:type="character" w:styleId="FootnoteReference">
     <w:name w:val="footnote reference"/>
-    <w:basedOn w:val="DefaultParagraphFont"/>
     <w:uiPriority w:val="99"/>
     <w:semiHidden/>
     <w:unhideWhenUsed/>
@@ -596,22 +1302,17 @@
   </w:style>
   <w:style w:type="paragraph" w:styleId="FootnoteText">
     <w:name w:val="footnote text"/>
-    <w:basedOn w:val="Normal"/>
     <w:link w:val="FootnoteTextChar"/>
     <w:uiPriority w:val="99"/>
     <w:semiHidden/>
     <w:unhideWhenUsed/>
-    <w:pPr>
-      <w:spacing w:after="0" w:line="240" w:lineRule="auto"/>
-    </w:pPr>
     <w:rPr>
       <w:sz w:val="20"/>
       <w:szCs w:val="20"/>
     </w:rPr>
   </w:style>
-  <w:style w:type="character" w:styleId="FootnoteTextChar">
+  <w:style w:type="character" w:customStyle="1" w:styleId="FootnoteTextChar">
     <w:name w:val="Footnote Text Char"/>
-    <w:basedOn w:val="DefaultParagraphFont"/>
     <w:link w:val="FootnoteText"/>
     <w:uiPriority w:val="99"/>
     <w:semiHidden/>
@@ -623,7 +1324,6 @@
   </w:style>
   <w:style w:type="character" w:styleId="EndnoteReference">
     <w:name w:val="endnote reference"/>
-    <w:basedOn w:val="DefaultParagraphFont"/>
     <w:uiPriority w:val="99"/>
     <w:semiHidden/>
     <w:unhideWhenUsed/>
@@ -633,22 +1333,17 @@
   </w:style>
   <w:style w:type="paragraph" w:styleId="EndnoteText">
     <w:name w:val="endnote text"/>
-    <w:basedOn w:val="Normal"/>
     <w:link w:val="EndnoteTextChar"/>
     <w:uiPriority w:val="99"/>
     <w:semiHidden/>
     <w:unhideWhenUsed/>
-    <w:pPr>
-      <w:spacing w:after="0" w:line="240" w:lineRule="auto"/>
-    </w:pPr>
     <w:rPr>
       <w:sz w:val="20"/>
       <w:szCs w:val="20"/>
     </w:rPr>
   </w:style>
-  <w:style w:type="character" w:styleId="EndnoteTextChar">
+  <w:style w:type="character" w:customStyle="1" w:styleId="EndnoteTextChar">
     <w:name w:val="Endnote Text Char"/>
-    <w:basedOn w:val="DefaultParagraphFont"/>
     <w:link w:val="EndnoteText"/>
     <w:uiPriority w:val="99"/>
     <w:semiHidden/>
@@ -658,59 +1353,334 @@
       <w:szCs w:val="20"/>
     </w:rPr>
   </w:style>
-  <w:style w:type="paragraph" w:styleId="Heading1">
-    <w:name w:val="Heading 1"/>
-    <w:basedOn w:val="Normal"/>
-    <w:next w:val="Normal"/>
-    <w:qFormat/>
-    <w:pPr>
-      <w:spacing w:after="120" w:before="200"/>
-      <w:outlineLvl w:val="0"/>
-    </w:pPr>
-    <w:rPr>
-      <w:rFonts w:ascii="Calibri" w:cs="Calibri" w:eastAsia="Calibri" w:hAnsi="Calibri"/>
-      <w:b/>
-      <w:bCs/>
-      <w:color w:val="1F3864"/>
-      <w:sz w:val="28"/>
-      <w:szCs w:val="28"/>
-    </w:rPr>
-  </w:style>
-  <w:style w:type="paragraph" w:styleId="Title">
-    <w:name w:val="Title"/>
-    <w:basedOn w:val="Normal"/>
-    <w:next w:val="Normal"/>
-    <w:qFormat/>
-    <w:pPr>
-      <w:spacing w:after="60"/>
-      <w:jc w:val="center"/>
-    </w:pPr>
-    <w:rPr>
-      <w:rFonts w:ascii="Calibri" w:cs="Calibri" w:eastAsia="Calibri" w:hAnsi="Calibri"/>
-      <w:b/>
-      <w:bCs/>
-      <w:color w:val="1F3864"/>
-      <w:sz w:val="36"/>
-      <w:szCs w:val="36"/>
-    </w:rPr>
-  </w:style>
   <w:style w:type="paragraph" w:styleId="Subtitle">
     <w:name w:val="Subtitle"/>
-    <w:basedOn w:val="Normal"/>
-    <w:next w:val="Normal"/>
+    <w:uiPriority w:val="11"/>
     <w:qFormat/>
     <w:pPr>
       <w:spacing w:after="240"/>
       <w:jc w:val="center"/>
     </w:pPr>
     <w:rPr>
-      <w:rFonts w:ascii="Calibri" w:cs="Calibri" w:eastAsia="Calibri" w:hAnsi="Calibri"/>
       <w:i/>
       <w:iCs/>
       <w:color w:val="595959"/>
-      <w:sz w:val="22"/>
-      <w:szCs w:val="22"/>
     </w:rPr>
   </w:style>
 </w:styles>
+</file>
+
+<file path=word/theme/theme1.xml><?xml version="1.0" encoding="utf-8"?>
+<a:theme xmlns:a="http://schemas.openxmlformats.org/drawingml/2006/main" name="Office Theme">
+  <a:themeElements>
+    <a:clrScheme name="Office">
+      <a:dk1>
+        <a:sysClr val="windowText" lastClr="000000"/>
+      </a:dk1>
+      <a:lt1>
+        <a:sysClr val="window" lastClr="FFFFFF"/>
+      </a:lt1>
+      <a:dk2>
+        <a:srgbClr val="0E2841"/>
+      </a:dk2>
+      <a:lt2>
+        <a:srgbClr val="E8E8E8"/>
+      </a:lt2>
+      <a:accent1>
+        <a:srgbClr val="156082"/>
+      </a:accent1>
+      <a:accent2>
+        <a:srgbClr val="E97132"/>
+      </a:accent2>
+      <a:accent3>
+        <a:srgbClr val="196B24"/>
+      </a:accent3>
+      <a:accent4>
+        <a:srgbClr val="0F9ED5"/>
+      </a:accent4>
+      <a:accent5>
+        <a:srgbClr val="A02B93"/>
+      </a:accent5>
+      <a:accent6>
+        <a:srgbClr val="4EA72E"/>
+      </a:accent6>
+      <a:hlink>
+        <a:srgbClr val="467886"/>
+      </a:hlink>
+      <a:folHlink>
+        <a:srgbClr val="96607D"/>
+      </a:folHlink>
+    </a:clrScheme>
+    <a:fontScheme name="Office">
+      <a:majorFont>
+        <a:latin typeface="Aptos Display" panose="02110004020202020204"/>
+        <a:ea typeface=""/>
+        <a:cs typeface=""/>
+        <a:font script="Jpan" typeface="游ゴシック Light"/>
+        <a:font script="Hang" typeface="맑은 고딕"/>
+        <a:font script="Hans" typeface="等线 Light"/>
+        <a:font script="Hant" typeface="新細明體"/>
+        <a:font script="Arab" typeface="Times New Roman"/>
+        <a:font script="Hebr" typeface="Times New Roman"/>
+        <a:font script="Thai" typeface="Angsana New"/>
+        <a:font script="Ethi" typeface="Nyala"/>
+        <a:font script="Beng" typeface="Vrinda"/>
+        <a:font script="Gujr" typeface="Shruti"/>
+        <a:font script="Khmr" typeface="MoolBoran"/>
+        <a:font script="Knda" typeface="Tunga"/>
+        <a:font script="Guru" typeface="Raavi"/>
+        <a:font script="Cans" typeface="Euphemia"/>
+        <a:font script="Cher" typeface="Plantagenet Cherokee"/>
+        <a:font script="Yiii" typeface="Microsoft Yi Baiti"/>
+        <a:font script="Tibt" typeface="Microsoft Himalaya"/>
+        <a:font script="Thaa" typeface="MV Boli"/>
+        <a:font script="Deva" typeface="Mangal"/>
+        <a:font script="Telu" typeface="Gautami"/>
+        <a:font script="Taml" typeface="Latha"/>
+        <a:font script="Syrc" typeface="Estrangelo Edessa"/>
+        <a:font script="Orya" typeface="Kalinga"/>
+        <a:font script="Mlym" typeface="Kartika"/>
+        <a:font script="Laoo" typeface="DokChampa"/>
+        <a:font script="Sinh" typeface="Iskoola Pota"/>
+        <a:font script="Mong" typeface="Mongolian Baiti"/>
+        <a:font script="Viet" typeface="Times New Roman"/>
+        <a:font script="Uigh" typeface="Microsoft Uighur"/>
+        <a:font script="Geor" typeface="Sylfaen"/>
+        <a:font script="Armn" typeface="Arial"/>
+        <a:font script="Bugi" typeface="Leelawadee UI"/>
+        <a:font script="Bopo" typeface="Microsoft JhengHei"/>
+        <a:font script="Java" typeface="Javanese Text"/>
+        <a:font script="Lisu" typeface="Segoe UI"/>
+        <a:font script="Mymr" typeface="Myanmar Text"/>
+        <a:font script="Nkoo" typeface="Ebrima"/>
+        <a:font script="Olck" typeface="Nirmala UI"/>
+        <a:font script="Osma" typeface="Ebrima"/>
+        <a:font script="Phag" typeface="Phagspa"/>
+        <a:font script="Syrn" typeface="Estrangelo Edessa"/>
+        <a:font script="Syrj" typeface="Estrangelo Edessa"/>
+        <a:font script="Syre" typeface="Estrangelo Edessa"/>
+        <a:font script="Sora" typeface="Nirmala UI"/>
+        <a:font script="Tale" typeface="Microsoft Tai Le"/>
+        <a:font script="Talu" typeface="Microsoft New Tai Lue"/>
+        <a:font script="Tfng" typeface="Ebrima"/>
+      </a:majorFont>
+      <a:minorFont>
+        <a:latin typeface="Aptos" panose="02110004020202020204"/>
+        <a:ea typeface=""/>
+        <a:cs typeface=""/>
+        <a:font script="Jpan" typeface="游明朝"/>
+        <a:font script="Hang" typeface="맑은 고딕"/>
+        <a:font script="Hans" typeface="等线"/>
+        <a:font script="Hant" typeface="新細明體"/>
+        <a:font script="Arab" typeface="Arial"/>
+        <a:font script="Hebr" typeface="Arial"/>
+        <a:font script="Thai" typeface="Cordia New"/>
+        <a:font script="Ethi" typeface="Nyala"/>
+        <a:font script="Beng" typeface="Vrinda"/>
+        <a:font script="Gujr" typeface="Shruti"/>
+        <a:font script="Khmr" typeface="DaunPenh"/>
+        <a:font script="Knda" typeface="Tunga"/>
+        <a:font script="Guru" typeface="Raavi"/>
+        <a:font script="Cans" typeface="Euphemia"/>
+        <a:font script="Cher" typeface="Plantagenet Cherokee"/>
+        <a:font script="Yiii" typeface="Microsoft Yi Baiti"/>
+        <a:font script="Tibt" typeface="Microsoft Himalaya"/>
+        <a:font script="Thaa" typeface="MV Boli"/>
+        <a:font script="Deva" typeface="Mangal"/>
+        <a:font script="Telu" typeface="Gautami"/>
+        <a:font script="Taml" typeface="Latha"/>
+        <a:font script="Syrc" typeface="Estrangelo Edessa"/>
+        <a:font script="Orya" typeface="Kalinga"/>
+        <a:font script="Mlym" typeface="Kartika"/>
+        <a:font script="Laoo" typeface="DokChampa"/>
+        <a:font script="Sinh" typeface="Iskoola Pota"/>
+        <a:font script="Mong" typeface="Mongolian Baiti"/>
+        <a:font script="Viet" typeface="Arial"/>
+        <a:font script="Uigh" typeface="Microsoft Uighur"/>
+        <a:font script="Geor" typeface="Sylfaen"/>
+        <a:font script="Armn" typeface="Arial"/>
+        <a:font script="Bugi" typeface="Leelawadee UI"/>
+        <a:font script="Bopo" typeface="Microsoft JhengHei"/>
+        <a:font script="Java" typeface="Javanese Text"/>
+        <a:font script="Lisu" typeface="Segoe UI"/>
+        <a:font script="Mymr" typeface="Myanmar Text"/>
+        <a:font script="Nkoo" typeface="Ebrima"/>
+        <a:font script="Olck" typeface="Nirmala UI"/>
+        <a:font script="Osma" typeface="Ebrima"/>
+        <a:font script="Phag" typeface="Phagspa"/>
+        <a:font script="Syrn" typeface="Estrangelo Edessa"/>
+        <a:font script="Syrj" typeface="Estrangelo Edessa"/>
+        <a:font script="Syre" typeface="Estrangelo Edessa"/>
+        <a:font script="Sora" typeface="Nirmala UI"/>
+        <a:font script="Tale" typeface="Microsoft Tai Le"/>
+        <a:font script="Talu" typeface="Microsoft New Tai Lue"/>
+        <a:font script="Tfng" typeface="Ebrima"/>
+      </a:minorFont>
+    </a:fontScheme>
+    <a:fmtScheme name="Office">
+      <a:fillStyleLst>
+        <a:solidFill>
+          <a:schemeClr val="phClr"/>
+        </a:solidFill>
+        <a:gradFill rotWithShape="1">
+          <a:gsLst>
+            <a:gs pos="0">
+              <a:schemeClr val="phClr">
+                <a:lumMod val="110000"/>
+                <a:satMod val="105000"/>
+                <a:tint val="67000"/>
+              </a:schemeClr>
+            </a:gs>
+            <a:gs pos="50000">
+              <a:schemeClr val="phClr">
+                <a:lumMod val="105000"/>
+                <a:satMod val="103000"/>
+                <a:tint val="73000"/>
+              </a:schemeClr>
+            </a:gs>
+            <a:gs pos="100000">
+              <a:schemeClr val="phClr">
+                <a:lumMod val="105000"/>
+                <a:satMod val="109000"/>
+                <a:tint val="81000"/>
+              </a:schemeClr>
+            </a:gs>
+          </a:gsLst>
+          <a:lin ang="5400000" scaled="0"/>
+        </a:gradFill>
+        <a:gradFill rotWithShape="1">
+          <a:gsLst>
+            <a:gs pos="0">
+              <a:schemeClr val="phClr">
+                <a:satMod val="103000"/>
+                <a:lumMod val="102000"/>
+                <a:tint val="94000"/>
+              </a:schemeClr>
+            </a:gs>
+            <a:gs pos="50000">
+              <a:schemeClr val="phClr">
+                <a:satMod val="110000"/>
+                <a:lumMod val="100000"/>
+                <a:shade val="100000"/>
+              </a:schemeClr>
+            </a:gs>
+            <a:gs pos="100000">
+              <a:schemeClr val="phClr">
+                <a:lumMod val="99000"/>
+                <a:satMod val="120000"/>
+                <a:shade val="78000"/>
+              </a:schemeClr>
+            </a:gs>
+          </a:gsLst>
+          <a:lin ang="5400000" scaled="0"/>
+        </a:gradFill>
+      </a:fillStyleLst>
+      <a:lnStyleLst>
+        <a:ln w="12700" cap="flat" cmpd="sng" algn="ctr">
+          <a:solidFill>
+            <a:schemeClr val="phClr"/>
+          </a:solidFill>
+          <a:prstDash val="solid"/>
+          <a:miter lim="800000"/>
+        </a:ln>
+        <a:ln w="19050" cap="flat" cmpd="sng" algn="ctr">
+          <a:solidFill>
+            <a:schemeClr val="phClr"/>
+          </a:solidFill>
+          <a:prstDash val="solid"/>
+          <a:miter lim="800000"/>
+        </a:ln>
+        <a:ln w="25400" cap="flat" cmpd="sng" algn="ctr">
+          <a:solidFill>
+            <a:schemeClr val="phClr"/>
+          </a:solidFill>
+          <a:prstDash val="solid"/>
+          <a:miter lim="800000"/>
+        </a:ln>
+      </a:lnStyleLst>
+      <a:effectStyleLst>
+        <a:effectStyle>
+          <a:effectLst/>
+        </a:effectStyle>
+        <a:effectStyle>
+          <a:effectLst/>
+        </a:effectStyle>
+        <a:effectStyle>
+          <a:effectLst>
+            <a:outerShdw blurRad="57150" dist="19050" dir="5400000" algn="ctr" rotWithShape="0">
+              <a:srgbClr val="000000">
+                <a:alpha val="63000"/>
+              </a:srgbClr>
+            </a:outerShdw>
+          </a:effectLst>
+        </a:effectStyle>
+      </a:effectStyleLst>
+      <a:bgFillStyleLst>
+        <a:solidFill>
+          <a:schemeClr val="phClr"/>
+        </a:solidFill>
+        <a:solidFill>
+          <a:schemeClr val="phClr">
+            <a:tint val="95000"/>
+            <a:satMod val="170000"/>
+          </a:schemeClr>
+        </a:solidFill>
+        <a:gradFill rotWithShape="1">
+          <a:gsLst>
+            <a:gs pos="0">
+              <a:schemeClr val="phClr">
+                <a:tint val="93000"/>
+                <a:satMod val="150000"/>
+                <a:shade val="98000"/>
+                <a:lumMod val="102000"/>
+              </a:schemeClr>
+            </a:gs>
+            <a:gs pos="50000">
+              <a:schemeClr val="phClr">
+                <a:tint val="98000"/>
+                <a:satMod val="130000"/>
+                <a:shade val="90000"/>
+                <a:lumMod val="103000"/>
+              </a:schemeClr>
+            </a:gs>
+            <a:gs pos="100000">
+              <a:schemeClr val="phClr">
+                <a:shade val="63000"/>
+                <a:satMod val="120000"/>
+              </a:schemeClr>
+            </a:gs>
+          </a:gsLst>
+          <a:lin ang="5400000" scaled="0"/>
+        </a:gradFill>
+      </a:bgFillStyleLst>
+    </a:fmtScheme>
+  </a:themeElements>
+  <a:objectDefaults>
+    <a:lnDef>
+      <a:spPr/>
+      <a:bodyPr/>
+      <a:lstStyle/>
+      <a:style>
+        <a:lnRef idx="2">
+          <a:schemeClr val="accent1"/>
+        </a:lnRef>
+        <a:fillRef idx="0">
+          <a:schemeClr val="accent1"/>
+        </a:fillRef>
+        <a:effectRef idx="1">
+          <a:schemeClr val="accent1"/>
+        </a:effectRef>
+        <a:fontRef idx="minor">
+          <a:schemeClr val="tx1"/>
+        </a:fontRef>
+      </a:style>
+    </a:lnDef>
+  </a:objectDefaults>
+  <a:extraClrSchemeLst/>
+  <a:extLst>
+    <a:ext uri="{05A4C25C-085E-4340-85A3-A5531E510DB2}">
+      <thm15:themeFamily xmlns:thm15="http://schemas.microsoft.com/office/thememl/2012/main" name="Office Theme" id="{2E142A2C-CD16-42D6-873A-C26D2A0506FA}" vid="{1BDDFF52-6CD6-40A5-AB3C-68EB2F1E4D0A}"/>
+    </a:ext>
+  </a:extLst>
+</a:theme>
 </file>